--- a/docs/notes/definitions.docx
+++ b/docs/notes/definitions.docx
@@ -15,59 +15,39 @@
         <w:pStyle w:val="Date"/>
       </w:pPr>
       <w:r>
-        <w:t xml:space="preserve">4</w:t>
-      </w:r>
-      <w:r>
-        <w:t xml:space="preserve"> </w:t>
-      </w:r>
-      <w:r>
-        <w:t xml:space="preserve">September</w:t>
-      </w:r>
-      <w:r>
-        <w:t xml:space="preserve"> </w:t>
-      </w:r>
-      <w:r>
-        <w:t xml:space="preserve">2023</w:t>
-      </w:r>
-    </w:p>
+        <w:t xml:space="preserve">4 September 2023</w:t>
+      </w:r>
+    </w:p>
+    <w:bookmarkStart w:id="23" w:name="what-are-ecology-and-evolution"/>
     <w:p>
       <w:pPr>
         <w:pStyle w:val="Heading1"/>
       </w:pPr>
-      <w:bookmarkStart w:id="20" w:name="what-are-ecology-and-evolution"/>
       <w:r>
         <w:t xml:space="preserve">What are ecology and evolution?</w:t>
       </w:r>
-      <w:bookmarkEnd w:id="20"/>
-    </w:p>
+    </w:p>
+    <w:bookmarkStart w:id="20" w:name="ecology"/>
     <w:p>
       <w:pPr>
         <w:pStyle w:val="Heading2"/>
       </w:pPr>
-      <w:bookmarkStart w:id="21" w:name="ecology"/>
       <w:r>
         <w:t xml:space="preserve">ecology</w:t>
       </w:r>
-      <w:bookmarkEnd w:id="21"/>
     </w:p>
     <w:p>
       <w:pPr>
         <w:pStyle w:val="FirstParagraph"/>
       </w:pPr>
       <w:r>
-        <w:t xml:space="preserve">“</w:t>
-      </w:r>
-      <w:r>
-        <w:t xml:space="preserve">the study of the processes determining the distribution and</w:t>
-      </w:r>
-      <w:r>
-        <w:t xml:space="preserve"> </w:t>
-      </w:r>
-      <w:r>
-        <w:t xml:space="preserve">abundance of organisms</w:t>
-      </w:r>
-      <w:r>
-        <w:t xml:space="preserve">”</w:t>
+        <w:t xml:space="preserve">“the study of the processes determining the distribution and</w:t>
+      </w:r>
+      <w:r>
+        <w:t xml:space="preserve"> </w:t>
+      </w:r>
+      <w:r>
+        <w:t xml:space="preserve">abundance of organisms”</w:t>
       </w:r>
       <w:r>
         <w:t xml:space="preserve"> </w:t>
@@ -79,19 +59,13 @@
         <w:t xml:space="preserve"> </w:t>
       </w:r>
       <w:r>
-        <w:t xml:space="preserve">“</w:t>
-      </w:r>
-      <w:r>
-        <w:t xml:space="preserve">the interaction among</w:t>
-      </w:r>
-      <w:r>
-        <w:t xml:space="preserve"> </w:t>
-      </w:r>
-      <w:r>
-        <w:t xml:space="preserve">organisms and between organisms and their environment</w:t>
-      </w:r>
-      <w:r>
-        <w:t xml:space="preserve">”</w:t>
+        <w:t xml:space="preserve">“the interaction among</w:t>
+      </w:r>
+      <w:r>
+        <w:t xml:space="preserve"> </w:t>
+      </w:r>
+      <w:r>
+        <w:t xml:space="preserve">organisms and between organisms and their environment”</w:t>
       </w:r>
       <w:r>
         <w:t xml:space="preserve"> </w:t>
@@ -113,6 +87,7 @@
       <w:r>
         <w:rPr>
           <w:b/>
+          <w:bCs/>
         </w:rPr>
         <w:t xml:space="preserve">incidence</w:t>
       </w:r>
@@ -134,6 +109,7 @@
       <w:r>
         <w:rPr>
           <w:b/>
+          <w:bCs/>
         </w:rPr>
         <w:t xml:space="preserve">prevalence</w:t>
       </w:r>
@@ -155,6 +131,7 @@
       <w:r>
         <w:rPr>
           <w:b/>
+          <w:bCs/>
         </w:rPr>
         <w:t xml:space="preserve">parasite burden</w:t>
       </w:r>
@@ -170,6 +147,7 @@
       <w:r>
         <w:rPr>
           <w:b/>
+          <w:bCs/>
         </w:rPr>
         <w:t xml:space="preserve">intensity</w:t>
       </w:r>
@@ -201,32 +179,27 @@
       <w:r>
         <w:rPr>
           <w:i/>
+          <w:iCs/>
         </w:rPr>
         <w:t xml:space="preserve">SPOILER</w:t>
       </w:r>
     </w:p>
+    <w:bookmarkEnd w:id="20"/>
+    <w:bookmarkStart w:id="22" w:name="evolution"/>
     <w:p>
       <w:pPr>
         <w:pStyle w:val="Heading2"/>
       </w:pPr>
-      <w:bookmarkStart w:id="22" w:name="evolution"/>
       <w:r>
         <w:t xml:space="preserve">evolution</w:t>
       </w:r>
-      <w:bookmarkEnd w:id="22"/>
     </w:p>
     <w:p>
       <w:pPr>
         <w:pStyle w:val="FirstParagraph"/>
       </w:pPr>
       <w:r>
-        <w:t xml:space="preserve">“</w:t>
-      </w:r>
-      <w:r>
-        <w:t xml:space="preserve">changes in genotype frequency in a population between generations</w:t>
-      </w:r>
-      <w:r>
-        <w:t xml:space="preserve">”</w:t>
+        <w:t xml:space="preserve">“changes in genotype frequency in a population between generations”</w:t>
       </w:r>
       <w:r>
         <w:t xml:space="preserve"> </w:t>
@@ -246,6 +219,7 @@
       <w:r>
         <w:rPr>
           <w:b/>
+          <w:bCs/>
         </w:rPr>
         <w:t xml:space="preserve">mutation</w:t>
       </w:r>
@@ -258,6 +232,7 @@
       <w:r>
         <w:rPr>
           <w:b/>
+          <w:bCs/>
         </w:rPr>
         <w:t xml:space="preserve">selection</w:t>
       </w:r>
@@ -270,6 +245,7 @@
       <w:r>
         <w:rPr>
           <w:b/>
+          <w:bCs/>
         </w:rPr>
         <w:t xml:space="preserve">drift</w:t>
       </w:r>
@@ -280,7 +256,7 @@
         <w:rPr>
           <w:rStyle w:val="FootnoteReference"/>
         </w:rPr>
-        <w:footnoteReference w:id="23"/>
+        <w:footnoteReference w:id="21"/>
       </w:r>
       <w:r>
         <w:t xml:space="preserve"> </w:t>
@@ -314,6 +290,7 @@
       <w:r>
         <w:rPr>
           <w:b/>
+          <w:bCs/>
         </w:rPr>
         <w:t xml:space="preserve">coevolution</w:t>
       </w:r>
@@ -339,121 +316,125 @@
       <w:r>
         <w:rPr>
           <w:i/>
+          <w:iCs/>
         </w:rPr>
         <w:t xml:space="preserve">SPOILER</w:t>
       </w:r>
     </w:p>
+    <w:bookmarkEnd w:id="22"/>
+    <w:bookmarkEnd w:id="23"/>
+    <w:bookmarkStart w:id="28" w:name="what-is-an-infectious-disease"/>
     <w:p>
       <w:pPr>
         <w:pStyle w:val="Heading1"/>
       </w:pPr>
-      <w:bookmarkStart w:id="24" w:name="what-is-an-infectious-disease"/>
       <w:r>
         <w:t xml:space="preserve">What is an infectious disease?</w:t>
       </w:r>
-      <w:bookmarkEnd w:id="24"/>
-    </w:p>
-    <w:p>
-      <w:pPr>
+    </w:p>
+    <w:p>
+      <w:pPr>
+        <w:pStyle w:val="Compact"/>
         <w:numPr>
           <w:ilvl w:val="0"/>
           <w:numId w:val="1001"/>
         </w:numPr>
+      </w:pPr>
+      <w:r>
+        <w:rPr>
+          <w:b/>
+          <w:bCs/>
+        </w:rPr>
+        <w:t xml:space="preserve">disease</w:t>
+      </w:r>
+      <w:r>
+        <w:t xml:space="preserve">: departure of an organism from its</w:t>
+      </w:r>
+      <w:r>
+        <w:t xml:space="preserve"> </w:t>
+      </w:r>
+      <w:r>
+        <w:t xml:space="preserve">“normal”</w:t>
+      </w:r>
+      <w:r>
+        <w:t xml:space="preserve"> </w:t>
+      </w:r>
+      <w:r>
+        <w:t xml:space="preserve">functioning (genetic,</w:t>
+      </w:r>
+      <w:r>
+        <w:t xml:space="preserve"> </w:t>
+      </w:r>
+      <w:r>
+        <w:t xml:space="preserve">environmental, …). An</w:t>
+      </w:r>
+      <w:r>
+        <w:t xml:space="preserve"> </w:t>
+      </w:r>
+      <w:r>
+        <w:rPr>
+          <w:b/>
+          <w:bCs/>
+        </w:rPr>
+        <w:t xml:space="preserve">infectious disease</w:t>
+      </w:r>
+      <w:r>
+        <w:t xml:space="preserve"> </w:t>
+      </w:r>
+      <w:r>
+        <w:t xml:space="preserve">is a disease that can</w:t>
+      </w:r>
+      <w:r>
+        <w:t xml:space="preserve"> </w:t>
+      </w:r>
+      <w:r>
+        <w:t xml:space="preserve">be transmitted (</w:t>
+      </w:r>
+      <w:r>
+        <w:rPr>
+          <w:b/>
+          <w:bCs/>
+        </w:rPr>
+        <w:t xml:space="preserve">horizontally</w:t>
+      </w:r>
+      <w:r>
+        <w:t xml:space="preserve">) among organisms. (</w:t>
+      </w:r>
+      <w:r>
+        <w:rPr>
+          <w:b/>
+          <w:bCs/>
+        </w:rPr>
+        <w:t xml:space="preserve">Vertical</w:t>
+      </w:r>
+      <w:r>
+        <w:t xml:space="preserve"> </w:t>
+      </w:r>
+      <w:r>
+        <w:t xml:space="preserve">transmission = parent-to-offspring, usually maternal (e.g.</w:t>
+      </w:r>
+      <w:r>
+        <w:t xml:space="preserve"> </w:t>
+      </w:r>
+      <w:r>
+        <w:t xml:space="preserve">Wayne et al. (2011)</w:t>
+      </w:r>
+      <w:r>
+        <w:t xml:space="preserve">))</w:t>
+      </w:r>
+    </w:p>
+    <w:p>
+      <w:pPr>
         <w:pStyle w:val="Compact"/>
-      </w:pPr>
-      <w:r>
-        <w:rPr>
-          <w:b/>
-        </w:rPr>
-        <w:t xml:space="preserve">disease</w:t>
-      </w:r>
-      <w:r>
-        <w:t xml:space="preserve">: departure of an organism from its</w:t>
-      </w:r>
-      <w:r>
-        <w:t xml:space="preserve"> </w:t>
-      </w:r>
-      <w:r>
-        <w:t xml:space="preserve">“</w:t>
-      </w:r>
-      <w:r>
-        <w:t xml:space="preserve">normal</w:t>
-      </w:r>
-      <w:r>
-        <w:t xml:space="preserve">”</w:t>
-      </w:r>
-      <w:r>
-        <w:t xml:space="preserve"> </w:t>
-      </w:r>
-      <w:r>
-        <w:t xml:space="preserve">functioning (genetic,</w:t>
-      </w:r>
-      <w:r>
-        <w:t xml:space="preserve"> </w:t>
-      </w:r>
-      <w:r>
-        <w:t xml:space="preserve">environmental, …). An</w:t>
-      </w:r>
-      <w:r>
-        <w:t xml:space="preserve"> </w:t>
-      </w:r>
-      <w:r>
-        <w:rPr>
-          <w:b/>
-        </w:rPr>
-        <w:t xml:space="preserve">infectious disease</w:t>
-      </w:r>
-      <w:r>
-        <w:t xml:space="preserve"> </w:t>
-      </w:r>
-      <w:r>
-        <w:t xml:space="preserve">is a disease that can</w:t>
-      </w:r>
-      <w:r>
-        <w:t xml:space="preserve"> </w:t>
-      </w:r>
-      <w:r>
-        <w:t xml:space="preserve">be transmitted (</w:t>
-      </w:r>
-      <w:r>
-        <w:rPr>
-          <w:b/>
-        </w:rPr>
-        <w:t xml:space="preserve">horizontally</w:t>
-      </w:r>
-      <w:r>
-        <w:t xml:space="preserve">) among organisms. (</w:t>
-      </w:r>
-      <w:r>
-        <w:rPr>
-          <w:b/>
-        </w:rPr>
-        <w:t xml:space="preserve">Vertical</w:t>
-      </w:r>
-      <w:r>
-        <w:t xml:space="preserve"> </w:t>
-      </w:r>
-      <w:r>
-        <w:t xml:space="preserve">transmission = parent-to-offspring, usually maternal (e.g. </w:t>
-      </w:r>
-      <w:r>
-        <w:t xml:space="preserve">Wayne et al. (2011)</w:t>
-      </w:r>
-      <w:r>
-        <w:t xml:space="preserve">))</w:t>
-      </w:r>
-    </w:p>
-    <w:p>
-      <w:pPr>
         <w:numPr>
           <w:ilvl w:val="0"/>
           <w:numId w:val="1001"/>
         </w:numPr>
-        <w:pStyle w:val="Compact"/>
-      </w:pPr>
-      <w:r>
-        <w:rPr>
-          <w:b/>
+      </w:pPr>
+      <w:r>
+        <w:rPr>
+          <w:b/>
+          <w:bCs/>
         </w:rPr>
         <w:t xml:space="preserve">symbiont</w:t>
       </w:r>
@@ -472,6 +453,7 @@
       <w:r>
         <w:rPr>
           <w:b/>
+          <w:bCs/>
         </w:rPr>
         <w:t xml:space="preserve">free-living</w:t>
       </w:r>
@@ -483,6 +465,9 @@
       </w:r>
       <m:oMath>
         <m:r>
+          <m:rPr>
+            <m:sty m:val="p"/>
+          </m:rPr>
           <m:t>≠</m:t>
         </m:r>
       </m:oMath>
@@ -490,13 +475,7 @@
         <w:t xml:space="preserve"> </w:t>
       </w:r>
       <w:r>
-        <w:t xml:space="preserve">“</w:t>
-      </w:r>
-      <w:r>
-        <w:t xml:space="preserve">mutualist</w:t>
-      </w:r>
-      <w:r>
-        <w:t xml:space="preserve">”</w:t>
+        <w:t xml:space="preserve">“mutualist”</w:t>
       </w:r>
       <w:r>
         <w:t xml:space="preserve">)</w:t>
@@ -504,123 +483,124 @@
     </w:p>
     <w:p>
       <w:pPr>
+        <w:pStyle w:val="Compact"/>
         <w:numPr>
           <w:ilvl w:val="0"/>
           <w:numId w:val="1001"/>
         </w:numPr>
+      </w:pPr>
+      <w:r>
+        <w:rPr>
+          <w:b/>
+          <w:bCs/>
+        </w:rPr>
+        <w:t xml:space="preserve">parasite</w:t>
+      </w:r>
+      <w:r>
+        <w:t xml:space="preserve">: an organism that</w:t>
+      </w:r>
+      <w:r>
+        <w:t xml:space="preserve"> </w:t>
+      </w:r>
+      <w:r>
+        <w:rPr>
+          <w:i/>
+          <w:iCs/>
+        </w:rPr>
+        <w:t xml:space="preserve">lives in close association with its</w:t>
+      </w:r>
+      <w:r>
+        <w:t xml:space="preserve"> </w:t>
+      </w:r>
+      <w:r>
+        <w:rPr>
+          <w:b/>
+          <w:bCs/>
+        </w:rPr>
+        <w:t xml:space="preserve">host</w:t>
+      </w:r>
+      <w:r>
+        <w:t xml:space="preserve"> </w:t>
+      </w:r>
+      <w:r>
+        <w:t xml:space="preserve">and</w:t>
+      </w:r>
+      <w:r>
+        <w:t xml:space="preserve"> </w:t>
+      </w:r>
+      <w:r>
+        <w:rPr>
+          <w:i/>
+          <w:iCs/>
+        </w:rPr>
+        <w:t xml:space="preserve">harms its host</w:t>
+      </w:r>
+      <w:r>
+        <w:t xml:space="preserve"> </w:t>
+      </w:r>
+      <w:r>
+        <w:t xml:space="preserve">(reduces</w:t>
+      </w:r>
+      <w:r>
+        <w:t xml:space="preserve"> </w:t>
+      </w:r>
+      <w:r>
+        <w:rPr>
+          <w:b/>
+          <w:bCs/>
+        </w:rPr>
+        <w:t xml:space="preserve">fitness</w:t>
+      </w:r>
+      <w:r>
+        <w:t xml:space="preserve"> </w:t>
+      </w:r>
+      <w:r>
+        <w:t xml:space="preserve">but doesn’t kill)</w:t>
+      </w:r>
+    </w:p>
+    <w:p>
+      <w:pPr>
         <w:pStyle w:val="Compact"/>
-      </w:pPr>
-      <w:r>
-        <w:rPr>
-          <w:b/>
-        </w:rPr>
-        <w:t xml:space="preserve">parasite</w:t>
-      </w:r>
-      <w:r>
-        <w:t xml:space="preserve">: an organism that</w:t>
-      </w:r>
-      <w:r>
-        <w:t xml:space="preserve"> </w:t>
-      </w:r>
-      <w:r>
-        <w:rPr>
-          <w:i/>
-        </w:rPr>
-        <w:t xml:space="preserve">lives in close association with its</w:t>
-      </w:r>
-      <w:r>
-        <w:t xml:space="preserve"> </w:t>
-      </w:r>
-      <w:r>
-        <w:rPr>
-          <w:b/>
-        </w:rPr>
-        <w:t xml:space="preserve">host</w:t>
-      </w:r>
-      <w:r>
-        <w:t xml:space="preserve"> </w:t>
-      </w:r>
-      <w:r>
-        <w:t xml:space="preserve">and</w:t>
-      </w:r>
-      <w:r>
-        <w:t xml:space="preserve"> </w:t>
-      </w:r>
-      <w:r>
-        <w:rPr>
-          <w:i/>
-        </w:rPr>
-        <w:t xml:space="preserve">harms its host</w:t>
-      </w:r>
-      <w:r>
-        <w:t xml:space="preserve"> </w:t>
-      </w:r>
-      <w:r>
-        <w:t xml:space="preserve">(reduces</w:t>
-      </w:r>
-      <w:r>
-        <w:t xml:space="preserve"> </w:t>
-      </w:r>
-      <w:r>
-        <w:rPr>
-          <w:b/>
-        </w:rPr>
-        <w:t xml:space="preserve">fitness</w:t>
-      </w:r>
-      <w:r>
-        <w:t xml:space="preserve"> </w:t>
-      </w:r>
-      <w:r>
-        <w:t xml:space="preserve">but doesn’t kill)</w:t>
-      </w:r>
-    </w:p>
-    <w:p>
-      <w:pPr>
         <w:numPr>
           <w:ilvl w:val="0"/>
           <w:numId w:val="1001"/>
         </w:numPr>
+      </w:pPr>
+      <w:r>
+        <w:rPr>
+          <w:b/>
+          <w:bCs/>
+        </w:rPr>
+        <w:t xml:space="preserve">pathogen</w:t>
+      </w:r>
+      <w:r>
+        <w:t xml:space="preserve">:</w:t>
+      </w:r>
+      <w:r>
+        <w:t xml:space="preserve"> </w:t>
+      </w:r>
+      <w:r>
+        <w:t xml:space="preserve">“a microorganism that causes disease”</w:t>
+      </w:r>
+      <w:r>
+        <w:t xml:space="preserve"> </w:t>
+      </w:r>
+      <w:r>
+        <w:t xml:space="preserve">(Oxford English Dictionary).</w:t>
+      </w:r>
+    </w:p>
+    <w:p>
+      <w:pPr>
         <w:pStyle w:val="Compact"/>
-      </w:pPr>
-      <w:r>
-        <w:rPr>
-          <w:b/>
-        </w:rPr>
-        <w:t xml:space="preserve">pathogen</w:t>
-      </w:r>
-      <w:r>
-        <w:t xml:space="preserve">:</w:t>
-      </w:r>
-      <w:r>
-        <w:t xml:space="preserve"> </w:t>
-      </w:r>
-      <w:r>
-        <w:t xml:space="preserve">“</w:t>
-      </w:r>
-      <w:r>
-        <w:t xml:space="preserve">a microorganism that causes disease</w:t>
-      </w:r>
-      <w:r>
-        <w:t xml:space="preserve">”</w:t>
-      </w:r>
-      <w:r>
-        <w:t xml:space="preserve"> </w:t>
-      </w:r>
-      <w:r>
-        <w:t xml:space="preserve">(Oxford English Dictionary).</w:t>
-      </w:r>
-    </w:p>
-    <w:p>
-      <w:pPr>
         <w:numPr>
           <w:ilvl w:val="0"/>
           <w:numId w:val="1001"/>
         </w:numPr>
-        <w:pStyle w:val="Compact"/>
-      </w:pPr>
-      <w:r>
-        <w:rPr>
-          <w:b/>
+      </w:pPr>
+      <w:r>
+        <w:rPr>
+          <w:b/>
+          <w:bCs/>
         </w:rPr>
         <w:t xml:space="preserve">natural enemy</w:t>
       </w:r>
@@ -631,8 +611,9 @@
     <w:tbl>
       <w:tblPr>
         <w:tblStyle w:val="Table"/>
-        <w:tblW w:type="pct" w:w="5000.0"/>
-        <w:tblLook w:firstRow="1"/>
+        <w:tblW w:type="pct" w:w="5000"/>
+        <w:tblLayout w:type="fixed"/>
+        <w:tblLook w:firstRow="1" w:lastRow="0" w:firstColumn="0" w:lastColumn="0" w:noHBand="0" w:noVBand="0" w:val="0020"/>
       </w:tblPr>
       <w:tblGrid>
         <w:gridCol w:w="1564"/>
@@ -643,15 +624,10 @@
       </w:tblGrid>
       <w:tr>
         <w:trPr>
-          <w:cnfStyle w:firstRow="1"/>
+          <w:tblHeader w:val="on"/>
         </w:trPr>
         <w:tc>
-          <w:tcPr>
-            <w:tcBorders>
-              <w:bottom w:val="single"/>
-            </w:tcBorders>
-            <w:vAlign w:val="bottom"/>
-          </w:tcPr>
+          <w:tcPr/>
           <w:p>
             <w:pPr>
               <w:pStyle w:val="Compact"/>
@@ -663,12 +639,7 @@
           </w:p>
         </w:tc>
         <w:tc>
-          <w:tcPr>
-            <w:tcBorders>
-              <w:bottom w:val="single"/>
-            </w:tcBorders>
-            <w:vAlign w:val="bottom"/>
-          </w:tcPr>
+          <w:tcPr/>
           <w:p>
             <w:pPr>
               <w:pStyle w:val="Compact"/>
@@ -677,18 +648,14 @@
             <w:r>
               <w:rPr>
                 <w:b/>
+                <w:bCs/>
               </w:rPr>
               <w:t xml:space="preserve">kills</w:t>
             </w:r>
           </w:p>
         </w:tc>
         <w:tc>
-          <w:tcPr>
-            <w:tcBorders>
-              <w:bottom w:val="single"/>
-            </w:tcBorders>
-            <w:vAlign w:val="bottom"/>
-          </w:tcPr>
+          <w:tcPr/>
           <w:p>
             <w:pPr>
               <w:pStyle w:val="Compact"/>
@@ -697,18 +664,14 @@
             <w:r>
               <w:rPr>
                 <w:b/>
+                <w:bCs/>
               </w:rPr>
               <w:t xml:space="preserve">harms</w:t>
             </w:r>
           </w:p>
         </w:tc>
         <w:tc>
-          <w:tcPr>
-            <w:tcBorders>
-              <w:bottom w:val="single"/>
-            </w:tcBorders>
-            <w:vAlign w:val="bottom"/>
-          </w:tcPr>
+          <w:tcPr/>
           <w:p>
             <w:pPr>
               <w:pStyle w:val="Compact"/>
@@ -717,18 +680,14 @@
             <w:r>
               <w:rPr>
                 <w:b/>
+                <w:bCs/>
               </w:rPr>
               <w:t xml:space="preserve">no effect</w:t>
             </w:r>
           </w:p>
         </w:tc>
         <w:tc>
-          <w:tcPr>
-            <w:tcBorders>
-              <w:bottom w:val="single"/>
-            </w:tcBorders>
-            <w:vAlign w:val="bottom"/>
-          </w:tcPr>
+          <w:tcPr/>
           <w:p>
             <w:pPr>
               <w:pStyle w:val="Compact"/>
@@ -737,6 +696,7 @@
             <w:r>
               <w:rPr>
                 <w:b/>
+                <w:bCs/>
               </w:rPr>
               <w:t xml:space="preserve">benefits</w:t>
             </w:r>
@@ -745,6 +705,7 @@
       </w:tr>
       <w:tr>
         <w:tc>
+          <w:tcPr/>
           <w:p>
             <w:pPr>
               <w:pStyle w:val="Compact"/>
@@ -753,12 +714,14 @@
             <w:r>
               <w:rPr>
                 <w:b/>
+                <w:bCs/>
               </w:rPr>
               <w:t xml:space="preserve">close</w:t>
             </w:r>
           </w:p>
         </w:tc>
         <w:tc>
+          <w:tcPr/>
           <w:p>
             <w:pPr>
               <w:pStyle w:val="Compact"/>
@@ -770,6 +733,7 @@
           </w:p>
         </w:tc>
         <w:tc>
+          <w:tcPr/>
           <w:p>
             <w:pPr>
               <w:pStyle w:val="Compact"/>
@@ -781,6 +745,7 @@
           </w:p>
         </w:tc>
         <w:tc>
+          <w:tcPr/>
           <w:p>
             <w:pPr>
               <w:pStyle w:val="Compact"/>
@@ -792,6 +757,7 @@
           </w:p>
         </w:tc>
         <w:tc>
+          <w:tcPr/>
           <w:p>
             <w:pPr>
               <w:pStyle w:val="Compact"/>
@@ -807,13 +773,7 @@
               <w:t xml:space="preserve">(</w:t>
             </w:r>
             <w:r>
-              <w:t xml:space="preserve">‘</w:t>
-            </w:r>
-            <w:r>
-              <w:t xml:space="preserve">symbiont</w:t>
-            </w:r>
-            <w:r>
-              <w:t xml:space="preserve">’</w:t>
+              <w:t xml:space="preserve">‘symbiont’</w:t>
             </w:r>
             <w:r>
               <w:t xml:space="preserve">)</w:t>
@@ -823,6 +783,7 @@
       </w:tr>
       <w:tr>
         <w:tc>
+          <w:tcPr/>
           <w:p>
             <w:pPr>
               <w:pStyle w:val="Compact"/>
@@ -831,12 +792,14 @@
             <w:r>
               <w:rPr>
                 <w:b/>
+                <w:bCs/>
               </w:rPr>
               <w:t xml:space="preserve">not close</w:t>
             </w:r>
           </w:p>
         </w:tc>
         <w:tc>
+          <w:tcPr/>
           <w:p>
             <w:pPr>
               <w:pStyle w:val="Compact"/>
@@ -848,6 +811,7 @@
           </w:p>
         </w:tc>
         <w:tc>
+          <w:tcPr/>
           <w:p>
             <w:pPr>
               <w:pStyle w:val="Compact"/>
@@ -859,9 +823,15 @@
           </w:p>
         </w:tc>
         <w:tc>
-          <w:p/>
+          <w:tcPr/>
+          <w:p>
+            <w:pPr>
+              <w:pStyle w:val="Compact"/>
+            </w:pPr>
+          </w:p>
         </w:tc>
         <w:tc>
+          <w:tcPr/>
           <w:p>
             <w:pPr>
               <w:pStyle w:val="Compact"/>
@@ -876,15 +846,16 @@
     </w:tbl>
     <w:p>
       <w:pPr>
+        <w:pStyle w:val="Compact"/>
         <w:numPr>
           <w:ilvl w:val="0"/>
           <w:numId w:val="1002"/>
         </w:numPr>
-        <w:pStyle w:val="Compact"/>
-      </w:pPr>
-      <w:r>
-        <w:rPr>
-          <w:b/>
+      </w:pPr>
+      <w:r>
+        <w:rPr>
+          <w:b/>
+          <w:bCs/>
         </w:rPr>
         <w:t xml:space="preserve">Biochemical</w:t>
       </w:r>
@@ -900,6 +871,7 @@
       <w:r>
         <w:rPr>
           <w:i/>
+          <w:iCs/>
         </w:rPr>
         <w:t xml:space="preserve">transmissible</w:t>
       </w:r>
@@ -909,7 +881,7 @@
       <w:r>
         <w:t xml:space="preserve">(</w:t>
       </w:r>
-      <w:hyperlink r:id="rId25">
+      <w:hyperlink r:id="rId24">
         <w:r>
           <w:rPr>
             <w:rStyle w:val="Hyperlink"/>
@@ -923,677 +895,698 @@
     </w:p>
     <w:p>
       <w:pPr>
+        <w:pStyle w:val="Compact"/>
         <w:numPr>
           <w:ilvl w:val="0"/>
           <w:numId w:val="1002"/>
         </w:numPr>
+      </w:pPr>
+      <w:r>
+        <w:rPr>
+          <w:b/>
+          <w:bCs/>
+        </w:rPr>
+        <w:t xml:space="preserve">Biochemically obligate</w:t>
+      </w:r>
+      <w:r>
+        <w:t xml:space="preserve"> </w:t>
+      </w:r>
+      <w:r>
+        <w:t xml:space="preserve">parasites: phages, viruses</w:t>
+      </w:r>
+    </w:p>
+    <w:p>
+      <w:pPr>
         <w:pStyle w:val="Compact"/>
-      </w:pPr>
-      <w:r>
-        <w:rPr>
-          <w:b/>
-        </w:rPr>
-        <w:t xml:space="preserve">Biochemically obligate</w:t>
-      </w:r>
-      <w:r>
-        <w:t xml:space="preserve"> </w:t>
-      </w:r>
-      <w:r>
-        <w:t xml:space="preserve">parasites: phages, viruses</w:t>
-      </w:r>
-    </w:p>
-    <w:p>
-      <w:pPr>
         <w:numPr>
           <w:ilvl w:val="0"/>
           <w:numId w:val="1002"/>
         </w:numPr>
+      </w:pPr>
+      <w:r>
+        <w:t xml:space="preserve">Other</w:t>
+      </w:r>
+      <w:r>
+        <w:t xml:space="preserve"> </w:t>
+      </w:r>
+      <w:r>
+        <w:rPr>
+          <w:b/>
+          <w:bCs/>
+        </w:rPr>
+        <w:t xml:space="preserve">microparasites</w:t>
+      </w:r>
+      <w:r>
+        <w:t xml:space="preserve">: bacteria, fungi, protozoans</w:t>
+      </w:r>
+    </w:p>
+    <w:p>
+      <w:pPr>
         <w:pStyle w:val="Compact"/>
-      </w:pPr>
-      <w:r>
-        <w:t xml:space="preserve">Other</w:t>
-      </w:r>
-      <w:r>
-        <w:t xml:space="preserve"> </w:t>
-      </w:r>
-      <w:r>
-        <w:rPr>
-          <w:b/>
-        </w:rPr>
-        <w:t xml:space="preserve">microparasites</w:t>
-      </w:r>
-      <w:r>
-        <w:t xml:space="preserve">: bacteria, fungi, protozoans</w:t>
-      </w:r>
-    </w:p>
-    <w:p>
-      <w:pPr>
         <w:numPr>
           <w:ilvl w:val="0"/>
           <w:numId w:val="1002"/>
         </w:numPr>
+      </w:pPr>
+      <w:r>
+        <w:t xml:space="preserve">Classical</w:t>
+      </w:r>
+      <w:r>
+        <w:t xml:space="preserve"> </w:t>
+      </w:r>
+      <w:r>
+        <w:rPr>
+          <w:b/>
+          <w:bCs/>
+        </w:rPr>
+        <w:t xml:space="preserve">macroparasites</w:t>
+      </w:r>
+      <w:r>
+        <w:t xml:space="preserve"> </w:t>
+      </w:r>
+      <w:r>
+        <w:t xml:space="preserve">(nematodes, schistosomes, trematodes, acanthocephalans, molluscs …)</w:t>
+      </w:r>
+    </w:p>
+    <w:p>
+      <w:pPr>
         <w:pStyle w:val="Compact"/>
-      </w:pPr>
-      <w:r>
-        <w:t xml:space="preserve">Classical</w:t>
-      </w:r>
-      <w:r>
-        <w:t xml:space="preserve"> </w:t>
-      </w:r>
-      <w:r>
-        <w:rPr>
-          <w:b/>
-        </w:rPr>
-        <w:t xml:space="preserve">macroparasites</w:t>
-      </w:r>
-      <w:r>
-        <w:t xml:space="preserve"> </w:t>
-      </w:r>
-      <w:r>
-        <w:t xml:space="preserve">(nematodes, schistosomes, trematodes, acanthocephalans, molluscs …)</w:t>
-      </w:r>
-    </w:p>
-    <w:p>
-      <w:pPr>
         <w:numPr>
           <w:ilvl w:val="0"/>
           <w:numId w:val="1002"/>
         </w:numPr>
+      </w:pPr>
+      <w:r>
+        <w:rPr>
+          <w:b/>
+          <w:bCs/>
+        </w:rPr>
+        <w:t xml:space="preserve">Ectoparasites</w:t>
+      </w:r>
+      <w:r>
+        <w:t xml:space="preserve">/grazers (leeches, fleas)</w:t>
+      </w:r>
+    </w:p>
+    <w:p>
+      <w:pPr>
         <w:pStyle w:val="Compact"/>
-      </w:pPr>
-      <w:r>
-        <w:rPr>
-          <w:b/>
-        </w:rPr>
-        <w:t xml:space="preserve">Ectoparasites</w:t>
-      </w:r>
-      <w:r>
-        <w:t xml:space="preserve">/grazers (leeches, fleas)</w:t>
-      </w:r>
-    </w:p>
-    <w:p>
-      <w:pPr>
         <w:numPr>
           <w:ilvl w:val="0"/>
           <w:numId w:val="1002"/>
         </w:numPr>
+      </w:pPr>
+      <w:r>
+        <w:rPr>
+          <w:b/>
+          <w:bCs/>
+        </w:rPr>
+        <w:t xml:space="preserve">Phytophagous insects</w:t>
+      </w:r>
+      <w:r>
+        <w:t xml:space="preserve"> </w:t>
+      </w:r>
+      <w:r>
+        <w:t xml:space="preserve">(aphids,</w:t>
+      </w:r>
+      <w:r>
+        <w:t xml:space="preserve"> </w:t>
+      </w:r>
+      <w:r>
+        <w:rPr>
+          <w:i/>
+          <w:iCs/>
+        </w:rPr>
+        <w:t xml:space="preserve">Lepidoptera</w:t>
+      </w:r>
+      <w:r>
+        <w:t xml:space="preserve"> </w:t>
+      </w:r>
+      <w:r>
+        <w:t xml:space="preserve">etc.)</w:t>
+      </w:r>
+    </w:p>
+    <w:p>
+      <w:pPr>
         <w:pStyle w:val="Compact"/>
-      </w:pPr>
-      <w:r>
-        <w:rPr>
-          <w:b/>
-        </w:rPr>
-        <w:t xml:space="preserve">Phytophagous insects</w:t>
-      </w:r>
-      <w:r>
-        <w:t xml:space="preserve"> </w:t>
-      </w:r>
-      <w:r>
-        <w:t xml:space="preserve">(aphids,</w:t>
-      </w:r>
-      <w:r>
-        <w:t xml:space="preserve"> </w:t>
-      </w:r>
-      <w:r>
-        <w:rPr>
-          <w:i/>
-        </w:rPr>
-        <w:t xml:space="preserve">Lepidoptera</w:t>
-      </w:r>
-      <w:r>
-        <w:t xml:space="preserve"> </w:t>
-      </w:r>
-      <w:r>
-        <w:t xml:space="preserve">etc.)</w:t>
-      </w:r>
-    </w:p>
-    <w:p>
-      <w:pPr>
         <w:numPr>
           <w:ilvl w:val="0"/>
           <w:numId w:val="1002"/>
         </w:numPr>
+      </w:pPr>
+      <w:r>
+        <w:rPr>
+          <w:b/>
+          <w:bCs/>
+        </w:rPr>
+        <w:t xml:space="preserve">Behavioral</w:t>
+      </w:r>
+      <w:r>
+        <w:t xml:space="preserve"> </w:t>
+      </w:r>
+      <w:r>
+        <w:t xml:space="preserve">parasites (</w:t>
+      </w:r>
+      <w:r>
+        <w:t xml:space="preserve">“scroungers”</w:t>
+      </w:r>
+      <w:r>
+        <w:t xml:space="preserve">): brood parasites (intraspecific and cuckoos, cowbirds, etc.) and</w:t>
+      </w:r>
+      <w:r>
+        <w:t xml:space="preserve"> </w:t>
+      </w:r>
+      <w:r>
+        <w:rPr>
+          <w:b/>
+          <w:bCs/>
+        </w:rPr>
+        <w:t xml:space="preserve">kleptoparasites</w:t>
+      </w:r>
+      <w:r>
+        <w:t xml:space="preserve"> </w:t>
+      </w:r>
+      <w:r>
+        <w:t xml:space="preserve">(skuas)</w:t>
+      </w:r>
+    </w:p>
+    <w:p>
+      <w:pPr>
         <w:pStyle w:val="Compact"/>
-      </w:pPr>
-      <w:r>
-        <w:rPr>
-          <w:b/>
-        </w:rPr>
-        <w:t xml:space="preserve">Behavioral</w:t>
-      </w:r>
-      <w:r>
-        <w:t xml:space="preserve"> </w:t>
-      </w:r>
-      <w:r>
-        <w:t xml:space="preserve">parasites (</w:t>
-      </w:r>
-      <w:r>
-        <w:t xml:space="preserve">“</w:t>
-      </w:r>
-      <w:r>
-        <w:t xml:space="preserve">scroungers</w:t>
-      </w:r>
-      <w:r>
-        <w:t xml:space="preserve">”</w:t>
-      </w:r>
-      <w:r>
-        <w:t xml:space="preserve">): brood parasites (intraspecific and cuckoos, cowbirds, etc.) and</w:t>
-      </w:r>
-      <w:r>
-        <w:t xml:space="preserve"> </w:t>
-      </w:r>
-      <w:r>
-        <w:rPr>
-          <w:b/>
-        </w:rPr>
-        <w:t xml:space="preserve">kleptoparasites</w:t>
-      </w:r>
-      <w:r>
-        <w:t xml:space="preserve"> </w:t>
-      </w:r>
-      <w:r>
-        <w:t xml:space="preserve">(skuas)</w:t>
-      </w:r>
-    </w:p>
-    <w:p>
-      <w:pPr>
         <w:numPr>
           <w:ilvl w:val="0"/>
           <w:numId w:val="1002"/>
         </w:numPr>
+      </w:pPr>
+      <w:r>
+        <w:rPr>
+          <w:b/>
+          <w:bCs/>
+        </w:rPr>
+        <w:t xml:space="preserve">Cheaters</w:t>
+      </w:r>
+      <w:r>
+        <w:t xml:space="preserve"> </w:t>
+      </w:r>
+      <w:r>
+        <w:t xml:space="preserve">in animal societies (e.g. reproducing worker bees)</w:t>
+      </w:r>
+    </w:p>
+    <w:p>
+      <w:pPr>
         <w:pStyle w:val="Compact"/>
-      </w:pPr>
-      <w:r>
-        <w:rPr>
-          <w:b/>
-        </w:rPr>
-        <w:t xml:space="preserve">Cheaters</w:t>
-      </w:r>
-      <w:r>
-        <w:t xml:space="preserve"> </w:t>
-      </w:r>
-      <w:r>
-        <w:t xml:space="preserve">in animal societies (e.g. reproducing worker bees)</w:t>
-      </w:r>
-    </w:p>
-    <w:p>
-      <w:pPr>
         <w:numPr>
           <w:ilvl w:val="0"/>
           <w:numId w:val="1002"/>
         </w:numPr>
+      </w:pPr>
+      <w:r>
+        <w:rPr>
+          <w:b/>
+          <w:bCs/>
+        </w:rPr>
+        <w:t xml:space="preserve">Cheaters</w:t>
+      </w:r>
+      <w:r>
+        <w:t xml:space="preserve"> </w:t>
+      </w:r>
+      <w:r>
+        <w:t xml:space="preserve">in mutualisms (ant-plant scroungers)</w:t>
+      </w:r>
+    </w:p>
+    <w:bookmarkStart w:id="25" w:name="why-do-we-care"/>
+    <w:p>
+      <w:pPr>
+        <w:pStyle w:val="Heading2"/>
+      </w:pPr>
+      <w:r>
+        <w:t xml:space="preserve">Why do we care?</w:t>
+      </w:r>
+    </w:p>
+    <w:p>
+      <w:pPr>
+        <w:pStyle w:val="FirstParagraph"/>
+      </w:pPr>
+      <w:r>
+        <w:t xml:space="preserve">Because close association qualitatively changes the</w:t>
+      </w:r>
+      <w:r>
+        <w:t xml:space="preserve"> </w:t>
+      </w:r>
+      <w:r>
+        <w:t xml:space="preserve">ecological/evolutionary relationship between host and parasite to a chronic, biochemically mediated arms race. We will expect the evolutionary trajectories of</w:t>
+      </w:r>
+      <w:r>
+        <w:t xml:space="preserve"> </w:t>
+      </w:r>
+      <w:r>
+        <w:t xml:space="preserve">parasites, parasitoids, and predators to be extremely different (cf. anthrax and tuberculosis).</w:t>
+      </w:r>
+    </w:p>
+    <w:bookmarkEnd w:id="25"/>
+    <w:bookmarkStart w:id="26" w:name="X779cec72645d1aa3fc20b32d69454842d8202c3"/>
+    <w:p>
+      <w:pPr>
+        <w:pStyle w:val="Heading2"/>
+      </w:pPr>
+      <w:r>
+        <w:t xml:space="preserve">Why are we talking about parasites in general when this course is about infectious disease?</w:t>
+      </w:r>
+    </w:p>
+    <w:p>
+      <w:pPr>
         <w:pStyle w:val="Compact"/>
-      </w:pPr>
-      <w:r>
-        <w:rPr>
-          <w:b/>
-        </w:rPr>
-        <w:t xml:space="preserve">Cheaters</w:t>
-      </w:r>
-      <w:r>
-        <w:t xml:space="preserve"> </w:t>
-      </w:r>
-      <w:r>
-        <w:t xml:space="preserve">in mutualisms (ant-plant scroungers)</w:t>
-      </w:r>
-    </w:p>
-    <w:p>
-      <w:pPr>
-        <w:pStyle w:val="Heading2"/>
-      </w:pPr>
-      <w:bookmarkStart w:id="26" w:name="why-do-we-care"/>
-      <w:r>
-        <w:t xml:space="preserve">Why do we care?</w:t>
-      </w:r>
-      <w:bookmarkEnd w:id="26"/>
-    </w:p>
-    <w:p>
-      <w:pPr>
-        <w:pStyle w:val="FirstParagraph"/>
-      </w:pPr>
-      <w:r>
-        <w:t xml:space="preserve">Because close association qualitatively changes the</w:t>
-      </w:r>
-      <w:r>
-        <w:t xml:space="preserve"> </w:t>
-      </w:r>
-      <w:r>
-        <w:t xml:space="preserve">ecological/evolutionary relationship between host and parasite to a chronic, biochemically mediated arms race. We will expect the evolutionary trajectories of</w:t>
-      </w:r>
-      <w:r>
-        <w:t xml:space="preserve"> </w:t>
-      </w:r>
-      <w:r>
-        <w:t xml:space="preserve">parasites, parasitoids, and predators to be extremely different (cf. anthrax and tuberculosis).</w:t>
-      </w:r>
-    </w:p>
-    <w:p>
-      <w:pPr>
-        <w:pStyle w:val="Heading2"/>
-      </w:pPr>
-      <w:bookmarkStart w:id="27" w:name="X779cec72645d1aa3fc20b32d69454842d8202c3"/>
-      <w:r>
-        <w:t xml:space="preserve">Why are we talking about parasites in general when this course is about infectious disease?</w:t>
-      </w:r>
-      <w:bookmarkEnd w:id="27"/>
-    </w:p>
-    <w:p>
-      <w:pPr>
         <w:numPr>
           <w:ilvl w:val="0"/>
           <w:numId w:val="1003"/>
         </w:numPr>
+      </w:pPr>
+      <w:r>
+        <w:t xml:space="preserve">parasites have a major impact on</w:t>
+      </w:r>
+      <w:r>
+        <w:t xml:space="preserve"> </w:t>
+      </w:r>
+      <w:r>
+        <w:rPr>
+          <w:b/>
+          <w:bCs/>
+        </w:rPr>
+        <w:t xml:space="preserve">morbidity</w:t>
+      </w:r>
+      <w:r>
+        <w:t xml:space="preserve"> </w:t>
+      </w:r>
+      <w:r>
+        <w:t xml:space="preserve">(disease) and</w:t>
+      </w:r>
+      <w:r>
+        <w:t xml:space="preserve"> </w:t>
+      </w:r>
+      <w:r>
+        <w:rPr>
+          <w:b/>
+          <w:bCs/>
+        </w:rPr>
+        <w:t xml:space="preserve">mortality</w:t>
+      </w:r>
+      <w:r>
+        <w:t xml:space="preserve">, albeit mostly in less-developed countries (should we care less?)</w:t>
+      </w:r>
+    </w:p>
+    <w:p>
+      <w:pPr>
         <w:pStyle w:val="Compact"/>
-      </w:pPr>
-      <w:r>
-        <w:t xml:space="preserve">parasites have a major impact on</w:t>
-      </w:r>
-      <w:r>
-        <w:t xml:space="preserve"> </w:t>
-      </w:r>
-      <w:r>
-        <w:rPr>
-          <w:b/>
-        </w:rPr>
-        <w:t xml:space="preserve">morbidity</w:t>
-      </w:r>
-      <w:r>
-        <w:t xml:space="preserve"> </w:t>
-      </w:r>
-      <w:r>
-        <w:t xml:space="preserve">(disease) and</w:t>
-      </w:r>
-      <w:r>
-        <w:t xml:space="preserve"> </w:t>
-      </w:r>
-      <w:r>
-        <w:rPr>
-          <w:b/>
-        </w:rPr>
-        <w:t xml:space="preserve">mortality</w:t>
-      </w:r>
-      <w:r>
-        <w:t xml:space="preserve">, albeit mostly in less-developed countries (should we care less?)</w:t>
-      </w:r>
-    </w:p>
-    <w:p>
-      <w:pPr>
         <w:numPr>
           <w:ilvl w:val="0"/>
           <w:numId w:val="1003"/>
         </w:numPr>
+      </w:pPr>
+      <w:r>
+        <w:t xml:space="preserve">understanding parasitism in general gives broader scope for understanding eco/evo</w:t>
+      </w:r>
+    </w:p>
+    <w:p>
+      <w:pPr>
         <w:pStyle w:val="Compact"/>
-      </w:pPr>
-      <w:r>
-        <w:t xml:space="preserve">understanding parasitism in general gives broader scope for understanding eco/evo</w:t>
-      </w:r>
-    </w:p>
-    <w:p>
-      <w:pPr>
         <w:numPr>
           <w:ilvl w:val="0"/>
           <w:numId w:val="1003"/>
         </w:numPr>
+      </w:pPr>
+      <w:r>
+        <w:t xml:space="preserve">parasites are cool (complex life cycles etc.)</w:t>
+      </w:r>
+    </w:p>
+    <w:bookmarkEnd w:id="26"/>
+    <w:bookmarkStart w:id="27" w:name="microparasites-and-macroparasites"/>
+    <w:p>
+      <w:pPr>
+        <w:pStyle w:val="Heading2"/>
+      </w:pPr>
+      <w:r>
+        <w:t xml:space="preserve">microparasites and macroparasites</w:t>
+      </w:r>
+    </w:p>
+    <w:p>
+      <w:pPr>
         <w:pStyle w:val="Compact"/>
-      </w:pPr>
-      <w:r>
-        <w:t xml:space="preserve">parasites are cool (complex life cycles etc.)</w:t>
-      </w:r>
-    </w:p>
-    <w:p>
-      <w:pPr>
-        <w:pStyle w:val="Heading2"/>
-      </w:pPr>
-      <w:bookmarkStart w:id="28" w:name="microparasites-and-macroparasites"/>
-      <w:r>
-        <w:t xml:space="preserve">microparasites and macroparasites</w:t>
-      </w:r>
-      <w:bookmarkEnd w:id="28"/>
-    </w:p>
-    <w:p>
-      <w:pPr>
         <w:numPr>
           <w:ilvl w:val="0"/>
           <w:numId w:val="1004"/>
         </w:numPr>
+      </w:pPr>
+      <w:r>
+        <w:rPr>
+          <w:b/>
+          <w:bCs/>
+        </w:rPr>
+        <w:t xml:space="preserve">microparasite</w:t>
+      </w:r>
+      <w:r>
+        <w:t xml:space="preserve"> </w:t>
+      </w:r>
+      <w:r>
+        <w:t xml:space="preserve">(</w:t>
+      </w:r>
+      <w:r>
+        <w:rPr>
+          <w:b/>
+          <w:bCs/>
+        </w:rPr>
+        <w:t xml:space="preserve">intensity-independent</w:t>
+      </w:r>
+      <w:r>
+        <w:t xml:space="preserve"> </w:t>
+      </w:r>
+      <w:r>
+        <w:t xml:space="preserve">parasite): typically, a parasitic</w:t>
+      </w:r>
+      <w:r>
+        <w:t xml:space="preserve"> </w:t>
+      </w:r>
+      <w:r>
+        <w:t xml:space="preserve">microorganism (virus/bacterium/protozoan/fungus) but more generally</w:t>
+      </w:r>
+      <w:r>
+        <w:t xml:space="preserve"> </w:t>
+      </w:r>
+      <w:r>
+        <w:t xml:space="preserve">a parasite where we count hosts as uninfected/infected. (Counterexample: viral load)</w:t>
+      </w:r>
+    </w:p>
+    <w:p>
+      <w:pPr>
         <w:pStyle w:val="Compact"/>
-      </w:pPr>
-      <w:r>
-        <w:rPr>
-          <w:b/>
-        </w:rPr>
-        <w:t xml:space="preserve">microparasite</w:t>
-      </w:r>
-      <w:r>
-        <w:t xml:space="preserve"> </w:t>
-      </w:r>
-      <w:r>
-        <w:t xml:space="preserve">(</w:t>
-      </w:r>
-      <w:r>
-        <w:rPr>
-          <w:b/>
-        </w:rPr>
-        <w:t xml:space="preserve">intensity-independent</w:t>
-      </w:r>
-      <w:r>
-        <w:t xml:space="preserve"> </w:t>
-      </w:r>
-      <w:r>
-        <w:t xml:space="preserve">parasite): typically, a parasitic</w:t>
-      </w:r>
-      <w:r>
-        <w:t xml:space="preserve"> </w:t>
-      </w:r>
-      <w:r>
-        <w:t xml:space="preserve">microorganism (virus/bacterium/protozoan/fungus) but more generally</w:t>
-      </w:r>
-      <w:r>
-        <w:t xml:space="preserve"> </w:t>
-      </w:r>
-      <w:r>
-        <w:t xml:space="preserve">a parasite where we count hosts as uninfected/infected. (Counterexample: viral load)</w:t>
-      </w:r>
-    </w:p>
-    <w:p>
-      <w:pPr>
         <w:numPr>
           <w:ilvl w:val="0"/>
           <w:numId w:val="1004"/>
         </w:numPr>
+      </w:pPr>
+      <w:r>
+        <w:rPr>
+          <w:b/>
+          <w:bCs/>
+        </w:rPr>
+        <w:t xml:space="preserve">macroparasite</w:t>
+      </w:r>
+      <w:r>
+        <w:t xml:space="preserve"> </w:t>
+      </w:r>
+      <w:r>
+        <w:t xml:space="preserve">(</w:t>
+      </w:r>
+      <w:r>
+        <w:rPr>
+          <w:b/>
+          <w:bCs/>
+        </w:rPr>
+        <w:t xml:space="preserve">intensity-dependent</w:t>
+      </w:r>
+      <w:r>
+        <w:t xml:space="preserve"> </w:t>
+      </w:r>
+      <w:r>
+        <w:t xml:space="preserve">parasite): typically, a metazoan parasite (cestode/nematode/copepod/insect) but more generally a parasite where we track the intensity of infection per host</w:t>
+      </w:r>
+    </w:p>
+    <w:p>
+      <w:pPr>
+        <w:pStyle w:val="FirstParagraph"/>
+      </w:pPr>
+      <w:r>
+        <w:rPr>
+          <w:b/>
+          <w:bCs/>
+        </w:rPr>
+        <w:t xml:space="preserve">Why do we care?</w:t>
+      </w:r>
+      <w:r>
+        <w:t xml:space="preserve"> </w:t>
+      </w:r>
+      <w:r>
+        <w:t xml:space="preserve">Because we have to model the interaction differently</w:t>
+      </w:r>
+    </w:p>
+    <w:bookmarkEnd w:id="27"/>
+    <w:bookmarkEnd w:id="28"/>
+    <w:bookmarkStart w:id="40" w:name="origins-of-parasitism"/>
+    <w:p>
+      <w:pPr>
+        <w:pStyle w:val="Heading1"/>
+      </w:pPr>
+      <w:r>
+        <w:t xml:space="preserve">Origins of parasitism</w:t>
+      </w:r>
+    </w:p>
+    <w:p>
+      <w:pPr>
+        <w:pStyle w:val="FirstParagraph"/>
+      </w:pPr>
+      <w:r>
+        <w:t xml:space="preserve">Why be a parasite?</w:t>
+      </w:r>
+    </w:p>
+    <w:p>
+      <w:pPr>
+        <w:pStyle w:val="BodyText"/>
+      </w:pPr>
+      <w:r>
+        <w:t xml:space="preserve">The</w:t>
+      </w:r>
+      <w:r>
+        <w:t xml:space="preserve"> </w:t>
+      </w:r>
+      <w:r>
+        <w:rPr>
+          <w:b/>
+          <w:bCs/>
+        </w:rPr>
+        <w:t xml:space="preserve">biotic</w:t>
+      </w:r>
+      <w:r>
+        <w:t xml:space="preserve"> </w:t>
+      </w:r>
+      <w:r>
+        <w:t xml:space="preserve">environment of a parasite may seem ideal (the</w:t>
+      </w:r>
+      <w:r>
+        <w:t xml:space="preserve"> </w:t>
+      </w:r>
+      <w:r>
+        <w:t xml:space="preserve">host maintains</w:t>
+      </w:r>
+      <w:r>
+        <w:t xml:space="preserve"> </w:t>
+      </w:r>
+      <w:r>
+        <w:rPr>
+          <w:b/>
+          <w:bCs/>
+        </w:rPr>
+        <w:t xml:space="preserve">homeostasis</w:t>
+      </w:r>
+      <w:r>
+        <w:t xml:space="preserve"> </w:t>
+      </w:r>
+      <w:r>
+        <w:t xml:space="preserve">and provides resources),</w:t>
+      </w:r>
+      <w:r>
+        <w:t xml:space="preserve"> </w:t>
+      </w:r>
+      <w:r>
+        <w:t xml:space="preserve">but the biotic environment is</w:t>
+      </w:r>
+      <w:r>
+        <w:t xml:space="preserve"> </w:t>
+      </w:r>
+      <w:r>
+        <w:rPr>
+          <w:i/>
+          <w:iCs/>
+        </w:rPr>
+        <w:t xml:space="preserve">actively hostile</w:t>
+      </w:r>
+      <w:r>
+        <w:t xml:space="preserve">, unlike</w:t>
+      </w:r>
+      <w:r>
+        <w:t xml:space="preserve"> </w:t>
+      </w:r>
+      <w:r>
+        <w:t xml:space="preserve">the</w:t>
+      </w:r>
+      <w:r>
+        <w:t xml:space="preserve"> </w:t>
+      </w:r>
+      <w:r>
+        <w:rPr>
+          <w:b/>
+          <w:bCs/>
+        </w:rPr>
+        <w:t xml:space="preserve">abiotic</w:t>
+      </w:r>
+      <w:r>
+        <w:t xml:space="preserve"> </w:t>
+      </w:r>
+      <w:r>
+        <w:t xml:space="preserve">environment of free-living organisms</w:t>
+      </w:r>
+    </w:p>
+    <w:p>
+      <w:pPr>
         <w:pStyle w:val="Compact"/>
-      </w:pPr>
-      <w:r>
-        <w:rPr>
-          <w:b/>
-        </w:rPr>
-        <w:t xml:space="preserve">macroparasite</w:t>
-      </w:r>
-      <w:r>
-        <w:t xml:space="preserve"> </w:t>
-      </w:r>
-      <w:r>
-        <w:t xml:space="preserve">(</w:t>
-      </w:r>
-      <w:r>
-        <w:rPr>
-          <w:b/>
-        </w:rPr>
-        <w:t xml:space="preserve">intensity-dependent</w:t>
-      </w:r>
-      <w:r>
-        <w:t xml:space="preserve"> </w:t>
-      </w:r>
-      <w:r>
-        <w:t xml:space="preserve">parasite): typically, a metazoan parasite (cestode/nematode/copepod/insect) but more generally a parasite where we track the intensity of infection per host</w:t>
-      </w:r>
-    </w:p>
-    <w:p>
-      <w:pPr>
-        <w:pStyle w:val="FirstParagraph"/>
-      </w:pPr>
-      <w:r>
-        <w:rPr>
-          <w:b/>
-        </w:rPr>
-        <w:t xml:space="preserve">Why do we care?</w:t>
-      </w:r>
-      <w:r>
-        <w:t xml:space="preserve"> </w:t>
-      </w:r>
-      <w:r>
-        <w:t xml:space="preserve">Because we have to model the interaction differently</w:t>
-      </w:r>
-    </w:p>
-    <w:p>
-      <w:pPr>
-        <w:pStyle w:val="Heading1"/>
-      </w:pPr>
-      <w:bookmarkStart w:id="29" w:name="origins-of-parasitism"/>
-      <w:r>
-        <w:t xml:space="preserve">Origins of parasitism</w:t>
-      </w:r>
-      <w:bookmarkEnd w:id="29"/>
-    </w:p>
-    <w:p>
-      <w:pPr>
-        <w:pStyle w:val="FirstParagraph"/>
-      </w:pPr>
-      <w:r>
-        <w:t xml:space="preserve">Why be a parasite?</w:t>
-      </w:r>
-    </w:p>
-    <w:p>
-      <w:pPr>
-        <w:pStyle w:val="BodyText"/>
-      </w:pPr>
-      <w:r>
-        <w:t xml:space="preserve">The</w:t>
-      </w:r>
-      <w:r>
-        <w:t xml:space="preserve"> </w:t>
-      </w:r>
-      <w:r>
-        <w:rPr>
-          <w:b/>
-        </w:rPr>
-        <w:t xml:space="preserve">biotic</w:t>
-      </w:r>
-      <w:r>
-        <w:t xml:space="preserve"> </w:t>
-      </w:r>
-      <w:r>
-        <w:t xml:space="preserve">environment of a parasite may seem ideal (the</w:t>
-      </w:r>
-      <w:r>
-        <w:t xml:space="preserve"> </w:t>
-      </w:r>
-      <w:r>
-        <w:t xml:space="preserve">host maintains</w:t>
-      </w:r>
-      <w:r>
-        <w:t xml:space="preserve"> </w:t>
-      </w:r>
-      <w:r>
-        <w:rPr>
-          <w:b/>
-        </w:rPr>
-        <w:t xml:space="preserve">homeostasis</w:t>
-      </w:r>
-      <w:r>
-        <w:t xml:space="preserve"> </w:t>
-      </w:r>
-      <w:r>
-        <w:t xml:space="preserve">and provides resources),</w:t>
-      </w:r>
-      <w:r>
-        <w:t xml:space="preserve"> </w:t>
-      </w:r>
-      <w:r>
-        <w:t xml:space="preserve">but the biotic environment is</w:t>
-      </w:r>
-      <w:r>
-        <w:t xml:space="preserve"> </w:t>
-      </w:r>
-      <w:r>
-        <w:rPr>
-          <w:i/>
-        </w:rPr>
-        <w:t xml:space="preserve">actively hostile</w:t>
-      </w:r>
-      <w:r>
-        <w:t xml:space="preserve">, unlike</w:t>
-      </w:r>
-      <w:r>
-        <w:t xml:space="preserve"> </w:t>
-      </w:r>
-      <w:r>
-        <w:t xml:space="preserve">the</w:t>
-      </w:r>
-      <w:r>
-        <w:t xml:space="preserve"> </w:t>
-      </w:r>
-      <w:r>
-        <w:rPr>
-          <w:b/>
-        </w:rPr>
-        <w:t xml:space="preserve">abiotic</w:t>
-      </w:r>
-      <w:r>
-        <w:t xml:space="preserve"> </w:t>
-      </w:r>
-      <w:r>
-        <w:t xml:space="preserve">environment of free-living organisms</w:t>
-      </w:r>
-    </w:p>
-    <w:p>
-      <w:pPr>
         <w:numPr>
           <w:ilvl w:val="0"/>
           <w:numId w:val="1005"/>
         </w:numPr>
+      </w:pPr>
+      <w:r>
+        <w:t xml:space="preserve">Did symbionts become enemies, or enemies become symbionts?</w:t>
+      </w:r>
+    </w:p>
+    <w:p>
+      <w:pPr>
         <w:pStyle w:val="Compact"/>
-      </w:pPr>
-      <w:r>
-        <w:t xml:space="preserve">Did symbionts become enemies, or enemies become symbionts?</w:t>
-      </w:r>
-    </w:p>
-    <w:p>
-      <w:pPr>
         <w:numPr>
           <w:ilvl w:val="0"/>
           <w:numId w:val="1005"/>
         </w:numPr>
+      </w:pPr>
+      <w:r>
+        <w:t xml:space="preserve">How easy is it to switch between (1)</w:t>
+      </w:r>
+      <w:r>
+        <w:t xml:space="preserve"> </w:t>
+      </w:r>
+      <w:r>
+        <w:rPr>
+          <w:b/>
+          <w:bCs/>
+        </w:rPr>
+        <w:t xml:space="preserve">free-living</w:t>
+      </w:r>
+      <w:r>
+        <w:t xml:space="preserve"> </w:t>
+      </w:r>
+      <w:r>
+        <w:t xml:space="preserve">and</w:t>
+      </w:r>
+      <w:r>
+        <w:t xml:space="preserve"> </w:t>
+      </w:r>
+      <w:r>
+        <w:rPr>
+          <w:b/>
+          <w:bCs/>
+        </w:rPr>
+        <w:t xml:space="preserve">symbiotic</w:t>
+      </w:r>
+      <w:r>
+        <w:t xml:space="preserve"> </w:t>
+      </w:r>
+      <w:r>
+        <w:t xml:space="preserve">lifestyles or between (2) mutualism and parasitism?</w:t>
+      </w:r>
+    </w:p>
+    <w:p>
+      <w:pPr>
         <w:pStyle w:val="Compact"/>
-      </w:pPr>
-      <w:r>
-        <w:t xml:space="preserve">How easy is it to switch between (1)</w:t>
-      </w:r>
-      <w:r>
-        <w:t xml:space="preserve"> </w:t>
-      </w:r>
-      <w:r>
-        <w:rPr>
-          <w:b/>
-        </w:rPr>
-        <w:t xml:space="preserve">free-living</w:t>
-      </w:r>
-      <w:r>
-        <w:t xml:space="preserve"> </w:t>
-      </w:r>
-      <w:r>
-        <w:t xml:space="preserve">and</w:t>
-      </w:r>
-      <w:r>
-        <w:t xml:space="preserve"> </w:t>
-      </w:r>
-      <w:r>
-        <w:rPr>
-          <w:b/>
-        </w:rPr>
-        <w:t xml:space="preserve">symbiotic</w:t>
-      </w:r>
-      <w:r>
-        <w:t xml:space="preserve"> </w:t>
-      </w:r>
-      <w:r>
-        <w:t xml:space="preserve">lifestyles or between (2) mutualism and parasitism?</w:t>
-      </w:r>
-    </w:p>
-    <w:p>
-      <w:pPr>
         <w:numPr>
           <w:ilvl w:val="0"/>
           <w:numId w:val="1005"/>
         </w:numPr>
+      </w:pPr>
+      <w:r>
+        <w:rPr>
+          <w:b/>
+          <w:bCs/>
+        </w:rPr>
+        <w:t xml:space="preserve">comparative analysis</w:t>
+      </w:r>
+      <w:r>
+        <w:t xml:space="preserve"> </w:t>
+      </w:r>
+      <w:r>
+        <w:t xml:space="preserve">tries to answer such questions by looking</w:t>
+      </w:r>
+      <w:r>
+        <w:t xml:space="preserve"> </w:t>
+      </w:r>
+      <w:r>
+        <w:t xml:space="preserve">at organismal traits in a</w:t>
+      </w:r>
+      <w:r>
+        <w:t xml:space="preserve"> </w:t>
+      </w:r>
+      <w:r>
+        <w:rPr>
+          <w:b/>
+          <w:bCs/>
+        </w:rPr>
+        <w:t xml:space="preserve">phylogenetic</w:t>
+      </w:r>
+      <w:r>
+        <w:t xml:space="preserve"> </w:t>
+      </w:r>
+      <w:r>
+        <w:t xml:space="preserve">context.</w:t>
+      </w:r>
+    </w:p>
+    <w:p>
+      <w:pPr>
         <w:pStyle w:val="Compact"/>
-      </w:pPr>
-      <w:r>
-        <w:rPr>
-          <w:b/>
-        </w:rPr>
-        <w:t xml:space="preserve">Comparative analysis</w:t>
-      </w:r>
-      <w:r>
-        <w:t xml:space="preserve"> </w:t>
-      </w:r>
-      <w:r>
-        <w:t xml:space="preserve">tries to answer such questions by looking</w:t>
-      </w:r>
-      <w:r>
-        <w:t xml:space="preserve"> </w:t>
-      </w:r>
-      <w:r>
-        <w:t xml:space="preserve">at organismal traits in a</w:t>
-      </w:r>
-      <w:r>
-        <w:t xml:space="preserve"> </w:t>
-      </w:r>
-      <w:r>
-        <w:rPr>
-          <w:b/>
-        </w:rPr>
-        <w:t xml:space="preserve">phylogenetic</w:t>
-      </w:r>
-      <w:r>
-        <w:t xml:space="preserve"> </w:t>
-      </w:r>
-      <w:r>
-        <w:t xml:space="preserve">context.</w:t>
-      </w:r>
-    </w:p>
-    <w:p>
-      <w:pPr>
         <w:numPr>
           <w:ilvl w:val="0"/>
           <w:numId w:val="1005"/>
         </w:numPr>
+      </w:pPr>
+      <w:r>
+        <w:rPr>
+          <w:b/>
+          <w:bCs/>
+        </w:rPr>
+        <w:t xml:space="preserve">phoresis</w:t>
+      </w:r>
+      <w:r>
+        <w:t xml:space="preserve">: the use of a (</w:t>
+      </w:r>
+      <w:r>
+        <w:rPr>
+          <w:b/>
+          <w:bCs/>
+        </w:rPr>
+        <w:t xml:space="preserve">phoretic</w:t>
+      </w:r>
+      <w:r>
+        <w:t xml:space="preserve">) host for transport (or a stable environment) only (e.g. some mites, nematodes)</w:t>
+      </w:r>
+    </w:p>
+    <w:p>
+      <w:pPr>
         <w:pStyle w:val="Compact"/>
-      </w:pPr>
-      <w:r>
-        <w:rPr>
-          <w:b/>
-        </w:rPr>
-        <w:t xml:space="preserve">phoresis</w:t>
-      </w:r>
-      <w:r>
-        <w:t xml:space="preserve">: the use of a (</w:t>
-      </w:r>
-      <w:r>
-        <w:rPr>
-          <w:b/>
-        </w:rPr>
-        <w:t xml:space="preserve">phoretic</w:t>
-      </w:r>
-      <w:r>
-        <w:t xml:space="preserve">) host for transport (or a stable environment) only (e.g. some mites, nematodes)</w:t>
-      </w:r>
-    </w:p>
-    <w:p>
-      <w:pPr>
         <w:numPr>
           <w:ilvl w:val="0"/>
           <w:numId w:val="1005"/>
         </w:numPr>
+      </w:pPr>
+      <w:r>
+        <w:t xml:space="preserve">Combes describes the progressive intensification of parasitism in</w:t>
+      </w:r>
+      <w:r>
+        <w:t xml:space="preserve"> </w:t>
+      </w:r>
+      <w:r>
+        <w:t xml:space="preserve">12 species of prosobranch molluscs</w:t>
+      </w:r>
+    </w:p>
+    <w:p>
+      <w:pPr>
         <w:pStyle w:val="Compact"/>
-      </w:pPr>
-      <w:r>
-        <w:t xml:space="preserve">Combes describes the progressive intensification of parasitism in</w:t>
-      </w:r>
-      <w:r>
-        <w:t xml:space="preserve"> </w:t>
-      </w:r>
-      <w:r>
-        <w:t xml:space="preserve">12 species of prosobranch molluscs</w:t>
-      </w:r>
-    </w:p>
-    <w:p>
-      <w:pPr>
         <w:numPr>
           <w:ilvl w:val="0"/>
           <w:numId w:val="1005"/>
         </w:numPr>
-        <w:pStyle w:val="Compact"/>
       </w:pPr>
       <w:r>
         <w:t xml:space="preserve">chronic (</w:t>
@@ -1601,6 +1594,7 @@
       <w:r>
         <w:rPr>
           <w:b/>
+          <w:bCs/>
         </w:rPr>
         <w:t xml:space="preserve">obligate</w:t>
       </w:r>
@@ -1619,6 +1613,7 @@
       <w:r>
         <w:rPr>
           <w:b/>
+          <w:bCs/>
         </w:rPr>
         <w:t xml:space="preserve">opportunistic</w:t>
       </w:r>
@@ -1635,15 +1630,14 @@
         <w:t xml:space="preserve">(Moran and Wernegreen 2000)</w:t>
       </w:r>
     </w:p>
+    <w:bookmarkStart w:id="32" w:name="parasitemutualism-shifts"/>
     <w:p>
       <w:pPr>
         <w:pStyle w:val="Heading2"/>
       </w:pPr>
-      <w:bookmarkStart w:id="30" w:name="parasitemutualism-shifts"/>
       <w:r>
         <w:t xml:space="preserve">parasite/mutualism shifts</w:t>
       </w:r>
-      <w:bookmarkEnd w:id="30"/>
     </w:p>
     <w:p>
       <w:pPr>
@@ -1654,18 +1648,18 @@
           <wp:inline>
             <wp:extent cx="5334000" cy="5011228"/>
             <wp:effectExtent b="0" l="0" r="0" t="0"/>
-            <wp:docPr descr="Fig 1, Drew, Stevens, and King (2021)" title="" id="1" name="Picture"/>
+            <wp:docPr descr="Fig 1, Drew, Stevens, and King (2021)" title="" id="30" name="Picture"/>
             <a:graphic>
               <a:graphicData uri="http://schemas.openxmlformats.org/drawingml/2006/picture">
                 <pic:pic>
                   <pic:nvPicPr>
-                    <pic:cNvPr descr="pix/drew_symb_evo.png" id="0" name="Picture"/>
+                    <pic:cNvPr descr="pix/drew_symb_evo.png" id="31" name="Picture"/>
                     <pic:cNvPicPr>
                       <a:picLocks noChangeArrowheads="1" noChangeAspect="1"/>
                     </pic:cNvPicPr>
                   </pic:nvPicPr>
                   <pic:blipFill>
-                    <a:blip r:embed="rId31"/>
+                    <a:blip r:embed="rId29"/>
                     <a:stretch>
                       <a:fillRect/>
                     </a:stretch>
@@ -1706,15 +1700,15 @@
         <w:t xml:space="preserve">Drew, Stevens, and King (2021)</w:t>
       </w:r>
     </w:p>
+    <w:bookmarkEnd w:id="32"/>
+    <w:bookmarkStart w:id="39" w:name="references"/>
     <w:p>
       <w:pPr>
         <w:pStyle w:val="Heading2"/>
       </w:pPr>
-      <w:bookmarkStart w:id="32" w:name="references"/>
       <w:r>
         <w:t xml:space="preserve">References</w:t>
       </w:r>
-      <w:bookmarkEnd w:id="32"/>
     </w:p>
     <w:bookmarkStart w:id="38" w:name="refs"/>
     <w:bookmarkStart w:id="34" w:name="ref-drewMicrobial2021a"/>
@@ -1723,7 +1717,13 @@
         <w:pStyle w:val="Bibliography"/>
       </w:pPr>
       <w:r>
-        <w:t xml:space="preserve">Drew, Georgia C., Emily J. Stevens, and Kayla C. King. 2021. “Microbial Evolution and Transitions Along the Parasite–Mutualist Continuum.”</w:t>
+        <w:t xml:space="preserve">Drew, Georgia C., Emily J. Stevens, and Kayla C. King. 2021.</w:t>
+      </w:r>
+      <w:r>
+        <w:t xml:space="preserve"> </w:t>
+      </w:r>
+      <w:r>
+        <w:t xml:space="preserve">“Microbial Evolution and Transitions Along the Parasite–Mutualist Continuum.”</w:t>
       </w:r>
       <w:r>
         <w:t xml:space="preserve"> </w:t>
@@ -1731,6 +1731,7 @@
       <w:r>
         <w:rPr>
           <w:i/>
+          <w:iCs/>
         </w:rPr>
         <w:t xml:space="preserve">Nature Reviews Microbiology</w:t>
       </w:r>
@@ -1762,7 +1763,13 @@
         <w:pStyle w:val="Bibliography"/>
       </w:pPr>
       <w:r>
-        <w:t xml:space="preserve">Moran, Nancy A., and Jennifer J. Wernegreen. 2000. “Lifestyle Evolution in Symbiotic Bacteria: Insights from Genomics.”</w:t>
+        <w:t xml:space="preserve">Moran, Nancy A., and Jennifer J. Wernegreen. 2000.</w:t>
+      </w:r>
+      <w:r>
+        <w:t xml:space="preserve"> </w:t>
+      </w:r>
+      <w:r>
+        <w:t xml:space="preserve">“Lifestyle Evolution in Symbiotic Bacteria: Insights from Genomics.”</w:t>
       </w:r>
       <w:r>
         <w:t xml:space="preserve"> </w:t>
@@ -1770,6 +1777,7 @@
       <w:r>
         <w:rPr>
           <w:i/>
+          <w:iCs/>
         </w:rPr>
         <w:t xml:space="preserve">Trends in Ecology &amp; Evolution</w:t>
       </w:r>
@@ -1801,7 +1809,13 @@
         <w:pStyle w:val="Bibliography"/>
       </w:pPr>
       <w:r>
-        <w:t xml:space="preserve">Wayne, Marta L., Gabriela M. Blohm, Mollie E. Brooks, Kerry L. Regan, Brennin Y. Brown, Michael Barfield, Robert D. Holt, and Benjamin M. Bolker. 2011. “The Prevalence and Persistence of Sigma Virus, a Biparentally Transmitted Parasite of Drosophila Melanogaster.”</w:t>
+        <w:t xml:space="preserve">Wayne, Marta L., Gabriela M. Blohm, Mollie E. Brooks, Kerry L. Regan, Brennin Y. Brown, Michael Barfield, Robert D. Holt, and Benjamin M. Bolker. 2011.</w:t>
+      </w:r>
+      <w:r>
+        <w:t xml:space="preserve"> </w:t>
+      </w:r>
+      <w:r>
+        <w:t xml:space="preserve">“The Prevalence and Persistence of Sigma Virus, a Biparentally Transmitted Parasite of Drosophila Melanogaster.”</w:t>
       </w:r>
       <w:r>
         <w:t xml:space="preserve"> </w:t>
@@ -1809,6 +1823,7 @@
       <w:r>
         <w:rPr>
           <w:i/>
+          <w:iCs/>
         </w:rPr>
         <w:t xml:space="preserve">Evolutionary Ecology Research</w:t>
       </w:r>
@@ -1833,9 +1848,11 @@
         <w:pStyle w:val="FirstParagraph"/>
       </w:pPr>
       <w:r>
-        <w:t xml:space="preserve">Last updated: 2023-09-05 12:48:31.567781</w:t>
-      </w:r>
-    </w:p>
+        <w:t xml:space="preserve">Last updated: 2025-08-06 19:25:29.233426</w:t>
+      </w:r>
+    </w:p>
+    <w:bookmarkEnd w:id="39"/>
+    <w:bookmarkEnd w:id="40"/>
     <w:sectPr/>
   </w:body>
 </w:document>
@@ -1861,7 +1878,7 @@
       </w:r>
     </w:p>
   </w:footnote>
-  <w:footnote w:id="23">
+  <w:footnote w:id="21">
     <w:p>
       <w:pPr>
         <w:pStyle w:val="FootnoteText"/>
@@ -1886,17 +1903,14 @@
 <file path=word/numbering.xml><?xml version="1.0" encoding="utf-8"?>
 <w:numbering xmlns:w="http://schemas.openxmlformats.org/wordprocessingml/2006/main">
   <w:abstractNum w:abstractNumId="990">
-    <w:nsid w:val="2c1ae401"/>
+    <w:nsid w:val="0000A990"/>
     <w:multiLevelType w:val="multilevel"/>
     <w:lvl w:ilvl="0">
       <w:numFmt w:val="bullet"/>
       <w:lvlText w:val=" "/>
       <w:lvlJc w:val="left"/>
       <w:pPr>
-        <w:tabs>
-          <w:tab w:val="num" w:pos="0"/>
-        </w:tabs>
-        <w:ind w:left="480" w:hanging="480"/>
+        <w:ind w:left="720" w:hanging="360"/>
       </w:pPr>
     </w:lvl>
     <w:lvl w:ilvl="1">
@@ -1904,10 +1918,7 @@
       <w:lvlText w:val=" "/>
       <w:lvlJc w:val="left"/>
       <w:pPr>
-        <w:tabs>
-          <w:tab w:val="num" w:pos="720"/>
-        </w:tabs>
-        <w:ind w:left="1200" w:hanging="480"/>
+        <w:ind w:left="1440" w:hanging="360"/>
       </w:pPr>
     </w:lvl>
     <w:lvl w:ilvl="2">
@@ -1915,10 +1926,7 @@
       <w:lvlText w:val=" "/>
       <w:lvlJc w:val="left"/>
       <w:pPr>
-        <w:tabs>
-          <w:tab w:val="num" w:pos="1440"/>
-        </w:tabs>
-        <w:ind w:left="1920" w:hanging="480"/>
+        <w:ind w:left="2160" w:hanging="360"/>
       </w:pPr>
     </w:lvl>
     <w:lvl w:ilvl="3">
@@ -1926,10 +1934,7 @@
       <w:lvlText w:val=" "/>
       <w:lvlJc w:val="left"/>
       <w:pPr>
-        <w:tabs>
-          <w:tab w:val="num" w:pos="2160"/>
-        </w:tabs>
-        <w:ind w:left="2640" w:hanging="480"/>
+        <w:ind w:left="2880" w:hanging="360"/>
       </w:pPr>
     </w:lvl>
     <w:lvl w:ilvl="4">
@@ -1937,10 +1942,7 @@
       <w:lvlText w:val=" "/>
       <w:lvlJc w:val="left"/>
       <w:pPr>
-        <w:tabs>
-          <w:tab w:val="num" w:pos="2880"/>
-        </w:tabs>
-        <w:ind w:left="3360" w:hanging="480"/>
+        <w:ind w:left="3600" w:hanging="360"/>
       </w:pPr>
     </w:lvl>
     <w:lvl w:ilvl="5">
@@ -1948,10 +1950,7 @@
       <w:lvlText w:val=" "/>
       <w:lvlJc w:val="left"/>
       <w:pPr>
-        <w:tabs>
-          <w:tab w:val="num" w:pos="3600"/>
-        </w:tabs>
-        <w:ind w:left="4080" w:hanging="480"/>
+        <w:ind w:left="4320" w:hanging="360"/>
       </w:pPr>
     </w:lvl>
     <w:lvl w:ilvl="6">
@@ -1959,10 +1958,7 @@
       <w:lvlText w:val=" "/>
       <w:lvlJc w:val="left"/>
       <w:pPr>
-        <w:tabs>
-          <w:tab w:val="num" w:pos="4320"/>
-        </w:tabs>
-        <w:ind w:left="4800" w:hanging="480"/>
+        <w:ind w:left="5040" w:hanging="360"/>
       </w:pPr>
     </w:lvl>
     <w:lvl w:ilvl="7">
@@ -1970,10 +1966,7 @@
       <w:lvlText w:val=" "/>
       <w:lvlJc w:val="left"/>
       <w:pPr>
-        <w:tabs>
-          <w:tab w:val="num" w:pos="5040"/>
-        </w:tabs>
-        <w:ind w:left="5520" w:hanging="480"/>
+        <w:ind w:left="5760" w:hanging="360"/>
       </w:pPr>
     </w:lvl>
     <w:lvl w:ilvl="8">
@@ -1981,118 +1974,115 @@
       <w:lvlText w:val=" "/>
       <w:lvlJc w:val="left"/>
       <w:pPr>
-        <w:tabs>
-          <w:tab w:val="num" w:pos="5760"/>
-        </w:tabs>
-        <w:ind w:left="6240" w:hanging="480"/>
+        <w:ind w:left="6480" w:hanging="360"/>
       </w:pPr>
     </w:lvl>
   </w:abstractNum>
   <w:abstractNum w:abstractNumId="991">
-    <w:nsid w:val="ea454b4c"/>
+    <w:nsid w:val="0000A991"/>
     <w:multiLevelType w:val="multilevel"/>
     <w:lvl w:ilvl="0">
       <w:numFmt w:val="bullet"/>
-      <w:lvlText w:val="•"/>
+      <w:lvlText w:val=""/>
       <w:lvlJc w:val="left"/>
       <w:pPr>
-        <w:tabs>
-          <w:tab w:val="num" w:pos="0"/>
-        </w:tabs>
-        <w:ind w:left="480" w:hanging="480"/>
-      </w:pPr>
+        <w:ind w:left="720" w:hanging="360"/>
+      </w:pPr>
+      <w:rPr>
+        <w:rFonts w:ascii="Symbol" w:hAnsi="Symbol" w:cs="Symbol" w:hint="default"/>
+      </w:rPr>
     </w:lvl>
     <w:lvl w:ilvl="1">
       <w:numFmt w:val="bullet"/>
-      <w:lvlText w:val="–"/>
+      <w:lvlText w:val="o"/>
       <w:lvlJc w:val="left"/>
       <w:pPr>
-        <w:tabs>
-          <w:tab w:val="num" w:pos="720"/>
-        </w:tabs>
-        <w:ind w:left="1200" w:hanging="480"/>
-      </w:pPr>
+        <w:ind w:left="1440" w:hanging="360"/>
+      </w:pPr>
+      <w:rPr>
+        <w:rFonts w:ascii="Courier New" w:hAnsi="Courier New" w:cs="Courier New" w:hint="default"/>
+      </w:rPr>
     </w:lvl>
     <w:lvl w:ilvl="2">
       <w:numFmt w:val="bullet"/>
-      <w:lvlText w:val="•"/>
+      <w:lvlText w:val=""/>
       <w:lvlJc w:val="left"/>
       <w:pPr>
-        <w:tabs>
-          <w:tab w:val="num" w:pos="1440"/>
-        </w:tabs>
-        <w:ind w:left="1920" w:hanging="480"/>
-      </w:pPr>
+        <w:ind w:left="2160" w:hanging="360"/>
+      </w:pPr>
+      <w:rPr>
+        <w:rFonts w:ascii="Wingdings" w:hAnsi="Wingdings" w:cs="Wingdings" w:hint="default"/>
+      </w:rPr>
     </w:lvl>
     <w:lvl w:ilvl="3">
       <w:numFmt w:val="bullet"/>
-      <w:lvlText w:val="–"/>
+      <w:lvlText w:val=""/>
       <w:lvlJc w:val="left"/>
       <w:pPr>
-        <w:tabs>
-          <w:tab w:val="num" w:pos="2160"/>
-        </w:tabs>
-        <w:ind w:left="2640" w:hanging="480"/>
-      </w:pPr>
+        <w:ind w:left="2880" w:hanging="360"/>
+      </w:pPr>
+      <w:rPr>
+        <w:rFonts w:ascii="Symbol" w:hAnsi="Symbol" w:cs="Symbol" w:hint="default"/>
+      </w:rPr>
     </w:lvl>
     <w:lvl w:ilvl="4">
       <w:numFmt w:val="bullet"/>
-      <w:lvlText w:val="•"/>
+      <w:lvlText w:val="o"/>
       <w:lvlJc w:val="left"/>
       <w:pPr>
-        <w:tabs>
-          <w:tab w:val="num" w:pos="2880"/>
-        </w:tabs>
-        <w:ind w:left="3360" w:hanging="480"/>
-      </w:pPr>
+        <w:ind w:left="3600" w:hanging="360"/>
+      </w:pPr>
+      <w:rPr>
+        <w:rFonts w:ascii="Courier New" w:hAnsi="Courier New" w:cs="Courier New" w:hint="default"/>
+      </w:rPr>
     </w:lvl>
     <w:lvl w:ilvl="5">
       <w:numFmt w:val="bullet"/>
-      <w:lvlText w:val="–"/>
+      <w:lvlText w:val=""/>
       <w:lvlJc w:val="left"/>
       <w:pPr>
-        <w:tabs>
-          <w:tab w:val="num" w:pos="3600"/>
-        </w:tabs>
-        <w:ind w:left="4080" w:hanging="480"/>
-      </w:pPr>
+        <w:ind w:left="4320" w:hanging="360"/>
+      </w:pPr>
+      <w:rPr>
+        <w:rFonts w:ascii="Wingdings" w:hAnsi="Wingdings" w:cs="Wingdings" w:hint="default"/>
+      </w:rPr>
     </w:lvl>
     <w:lvl w:ilvl="6">
       <w:numFmt w:val="bullet"/>
-      <w:lvlText w:val="•"/>
+      <w:lvlText w:val=""/>
       <w:lvlJc w:val="left"/>
       <w:pPr>
-        <w:tabs>
-          <w:tab w:val="num" w:pos="4320"/>
-        </w:tabs>
-        <w:ind w:left="4800" w:hanging="480"/>
-      </w:pPr>
+        <w:ind w:left="5040" w:hanging="360"/>
+      </w:pPr>
+      <w:rPr>
+        <w:rFonts w:ascii="Symbol" w:hAnsi="Symbol" w:cs="Symbol" w:hint="default"/>
+      </w:rPr>
     </w:lvl>
     <w:lvl w:ilvl="7">
       <w:numFmt w:val="bullet"/>
-      <w:lvlText w:val="–"/>
+      <w:lvlText w:val="o"/>
       <w:lvlJc w:val="left"/>
       <w:pPr>
-        <w:tabs>
-          <w:tab w:val="num" w:pos="5040"/>
-        </w:tabs>
-        <w:ind w:left="5520" w:hanging="480"/>
-      </w:pPr>
+        <w:ind w:left="5760" w:hanging="360"/>
+      </w:pPr>
+      <w:rPr>
+        <w:rFonts w:ascii="Courier New" w:hAnsi="Courier New" w:cs="Courier New" w:hint="default"/>
+      </w:rPr>
     </w:lvl>
     <w:lvl w:ilvl="8">
       <w:numFmt w:val="bullet"/>
-      <w:lvlText w:val="•"/>
+      <w:lvlText w:val=""/>
       <w:lvlJc w:val="left"/>
       <w:pPr>
-        <w:tabs>
-          <w:tab w:val="num" w:pos="5760"/>
-        </w:tabs>
-        <w:ind w:left="6240" w:hanging="480"/>
-      </w:pPr>
+        <w:ind w:left="6480" w:hanging="360"/>
+      </w:pPr>
+      <w:rPr>
+        <w:rFonts w:ascii="Wingdings" w:hAnsi="Wingdings" w:cs="Wingdings" w:hint="default"/>
+      </w:rPr>
     </w:lvl>
   </w:abstractNum>
   <w:abstractNum w:abstractNumId="99411">
-    <w:nsid w:val="71315dca"/>
+    <w:nsid w:val="00A99411"/>
     <w:multiLevelType w:val="multilevel"/>
     <w:lvl w:ilvl="0">
       <w:start w:val="1"/>
@@ -2100,10 +2090,7 @@
       <w:lvlText w:val="%1."/>
       <w:lvlJc w:val="left"/>
       <w:pPr>
-        <w:tabs>
-          <w:tab w:val="num" w:pos="0"/>
-        </w:tabs>
-        <w:ind w:left="480" w:hanging="480"/>
+        <w:ind w:left="720" w:hanging="360"/>
       </w:pPr>
     </w:lvl>
     <w:lvl w:ilvl="1">
@@ -2112,10 +2099,7 @@
       <w:lvlText w:val="%2."/>
       <w:lvlJc w:val="left"/>
       <w:pPr>
-        <w:tabs>
-          <w:tab w:val="num" w:pos="720"/>
-        </w:tabs>
-        <w:ind w:left="1200" w:hanging="480"/>
+        <w:ind w:left="1440" w:hanging="360"/>
       </w:pPr>
     </w:lvl>
     <w:lvl w:ilvl="2">
@@ -2124,10 +2108,7 @@
       <w:lvlText w:val="%3."/>
       <w:lvlJc w:val="left"/>
       <w:pPr>
-        <w:tabs>
-          <w:tab w:val="num" w:pos="1440"/>
-        </w:tabs>
-        <w:ind w:left="1920" w:hanging="480"/>
+        <w:ind w:left="2160" w:hanging="360"/>
       </w:pPr>
     </w:lvl>
     <w:lvl w:ilvl="3">
@@ -2136,10 +2117,7 @@
       <w:lvlText w:val="%4."/>
       <w:lvlJc w:val="left"/>
       <w:pPr>
-        <w:tabs>
-          <w:tab w:val="num" w:pos="2160"/>
-        </w:tabs>
-        <w:ind w:left="2640" w:hanging="480"/>
+        <w:ind w:left="2880" w:hanging="360"/>
       </w:pPr>
     </w:lvl>
     <w:lvl w:ilvl="4">
@@ -2148,10 +2126,7 @@
       <w:lvlText w:val="%5."/>
       <w:lvlJc w:val="left"/>
       <w:pPr>
-        <w:tabs>
-          <w:tab w:val="num" w:pos="2880"/>
-        </w:tabs>
-        <w:ind w:left="3360" w:hanging="480"/>
+        <w:ind w:left="3600" w:hanging="360"/>
       </w:pPr>
     </w:lvl>
     <w:lvl w:ilvl="5">
@@ -2160,10 +2135,7 @@
       <w:lvlText w:val="%6."/>
       <w:lvlJc w:val="left"/>
       <w:pPr>
-        <w:tabs>
-          <w:tab w:val="num" w:pos="3600"/>
-        </w:tabs>
-        <w:ind w:left="4080" w:hanging="480"/>
+        <w:ind w:left="4320" w:hanging="360"/>
       </w:pPr>
     </w:lvl>
     <w:lvl w:ilvl="6">
@@ -2172,10 +2144,7 @@
       <w:lvlText w:val="%7."/>
       <w:lvlJc w:val="left"/>
       <w:pPr>
-        <w:tabs>
-          <w:tab w:val="num" w:pos="4320"/>
-        </w:tabs>
-        <w:ind w:left="4800" w:hanging="480"/>
+        <w:ind w:left="5040" w:hanging="360"/>
       </w:pPr>
     </w:lvl>
     <w:lvl w:ilvl="7">
@@ -2184,10 +2153,7 @@
       <w:lvlText w:val="%8."/>
       <w:lvlJc w:val="left"/>
       <w:pPr>
-        <w:tabs>
-          <w:tab w:val="num" w:pos="5040"/>
-        </w:tabs>
-        <w:ind w:left="5520" w:hanging="480"/>
+        <w:ind w:left="5760" w:hanging="360"/>
       </w:pPr>
     </w:lvl>
     <w:lvl w:ilvl="8">
@@ -2196,10 +2162,7 @@
       <w:lvlText w:val="%9."/>
       <w:lvlJc w:val="left"/>
       <w:pPr>
-        <w:tabs>
-          <w:tab w:val="num" w:pos="5760"/>
-        </w:tabs>
-        <w:ind w:left="6240" w:hanging="480"/>
+        <w:ind w:left="6480" w:hanging="360"/>
       </w:pPr>
     </w:lvl>
   </w:abstractNum>
@@ -2256,10 +2219,10 @@
   <w:docDefaults>
     <w:rPrDefault>
       <w:rPr>
-        <w:rFonts w:asciiTheme="minorHAnsi" w:eastAsiaTheme="minorHAnsi" w:hAnsiTheme="minorHAnsi" w:cstheme="minorBidi"/>
+        <w:rFonts w:asciiTheme="minorHAnsi" w:cstheme="minorBidi" w:eastAsiaTheme="minorHAnsi" w:hAnsiTheme="minorHAnsi"/>
         <w:sz w:val="24"/>
         <w:szCs w:val="24"/>
-        <w:lang w:val="en-US" w:eastAsia="en-US" w:bidi="ar-SA"/>
+        <w:lang w:bidi="ar-SA" w:eastAsia="en-US" w:val="en-US"/>
       </w:rPr>
     </w:rPrDefault>
     <w:pPrDefault>
@@ -2268,71 +2231,104 @@
       </w:pPr>
     </w:pPrDefault>
   </w:docDefaults>
-  <w:latentStyles w:defLockedState="0" w:defUIPriority="0" w:defSemiHidden="0" w:defUnhideWhenUsed="0" w:defQFormat="0" w:count="276"/>
-  <w:style w:type="paragraph" w:default="1" w:styleId="Normal">
+  <w:latentStyles w:count="276" w:defLockedState="0" w:defQFormat="0" w:defSemiHidden="0" w:defUIPriority="0" w:defUnhideWhenUsed="0"/>
+  <w:style w:default="1" w:styleId="Normal" w:type="paragraph">
     <w:name w:val="Normal"/>
     <w:qFormat/>
   </w:style>
-  <w:style w:type="paragraph" w:styleId="BodyText">
+  <w:style w:styleId="BodyText" w:type="paragraph">
     <w:name w:val="Body Text"/>
     <w:basedOn w:val="Normal"/>
     <w:link w:val="BodyTextChar"/>
+    <w:qFormat/>
     <w:pPr>
-      <w:spacing w:before="180" w:after="180"/>
+      <w:spacing w:after="180" w:before="180"/>
     </w:pPr>
-    <w:qFormat/>
-  </w:style>
-  <w:style w:type="paragraph" w:customStyle="1" w:styleId="FirstParagraph">
+  </w:style>
+  <w:style w:customStyle="1" w:styleId="FirstParagraph" w:type="paragraph">
     <w:name w:val="First Paragraph"/>
     <w:basedOn w:val="BodyText"/>
     <w:next w:val="BodyText"/>
     <w:qFormat/>
   </w:style>
-  <w:style w:type="paragraph" w:customStyle="1" w:styleId="Compact">
+  <w:style w:customStyle="1" w:styleId="Compact" w:type="paragraph">
     <w:name w:val="Compact"/>
     <w:basedOn w:val="BodyText"/>
     <w:qFormat/>
     <w:pPr>
-      <w:spacing w:before="36" w:after="36"/>
+      <w:spacing w:after="36" w:before="36"/>
     </w:pPr>
   </w:style>
-  <w:style w:type="paragraph" w:styleId="Title">
+  <w:style w:styleId="Title" w:type="paragraph">
     <w:name w:val="Title"/>
     <w:basedOn w:val="Normal"/>
     <w:next w:val="BodyText"/>
+    <w:link w:val="TitleChar"/>
+    <w:uiPriority w:val="10"/>
     <w:qFormat/>
+    <w:rsid w:val="00A10FD9"/>
     <w:pPr>
-      <w:keepNext/>
-      <w:keepLines/>
-      <w:spacing w:before="480" w:after="240"/>
+      <w:spacing w:after="80" w:line="240" w:lineRule="auto"/>
+      <w:contextualSpacing/>
       <w:jc w:val="center"/>
     </w:pPr>
     <w:rPr>
-      <w:rFonts w:asciiTheme="majorHAnsi" w:eastAsiaTheme="majorEastAsia" w:hAnsiTheme="majorHAnsi" w:cstheme="majorBidi"/>
-      <w:b/>
-      <w:bCs/>
-      <w:color w:val="345A8A" w:themeColor="accent1" w:themeShade="B5"/>
-      <w:sz w:val="36"/>
-      <w:szCs w:val="36"/>
-    </w:rPr>
-  </w:style>
-  <w:style w:type="paragraph" w:styleId="Subtitle">
+      <w:rFonts w:asciiTheme="majorHAnsi" w:cstheme="majorBidi" w:eastAsiaTheme="majorEastAsia" w:hAnsiTheme="majorHAnsi"/>
+      <w:spacing w:val="-10"/>
+      <w:kern w:val="28"/>
+      <w:sz w:val="56"/>
+      <w:szCs w:val="56"/>
+    </w:rPr>
+  </w:style>
+  <w:style w:customStyle="1" w:styleId="TitleChar" w:type="character">
+    <w:name w:val="Title Char"/>
+    <w:basedOn w:val="DefaultParagraphFont"/>
+    <w:link w:val="Title"/>
+    <w:uiPriority w:val="10"/>
+    <w:rsid w:val="00A10FD9"/>
+    <w:rPr>
+      <w:rFonts w:asciiTheme="majorHAnsi" w:cstheme="majorBidi" w:eastAsiaTheme="majorEastAsia" w:hAnsiTheme="majorHAnsi"/>
+      <w:spacing w:val="-10"/>
+      <w:kern w:val="28"/>
+      <w:sz w:val="56"/>
+      <w:szCs w:val="56"/>
+    </w:rPr>
+  </w:style>
+  <w:style w:styleId="Subtitle" w:type="paragraph">
     <w:name w:val="Subtitle"/>
     <w:basedOn w:val="Title"/>
     <w:next w:val="BodyText"/>
+    <w:link w:val="SubtitleChar"/>
+    <w:uiPriority w:val="11"/>
     <w:qFormat/>
+    <w:rsid w:val="00A10FD9"/>
     <w:pPr>
-      <w:keepNext/>
-      <w:keepLines/>
-      <w:spacing w:before="240" w:after="240"/>
-      <w:jc w:val="center"/>
+      <w:numPr>
+        <w:ilvl w:val="1"/>
+      </w:numPr>
     </w:pPr>
     <w:rPr>
-      <w:sz w:val="30"/>
-      <w:szCs w:val="30"/>
-    </w:rPr>
-  </w:style>
-  <w:style w:type="paragraph" w:customStyle="1" w:styleId="Author">
+      <w:rFonts w:cstheme="majorBidi" w:eastAsiaTheme="majorEastAsia"/>
+      <w:spacing w:val="15"/>
+      <w:sz w:val="28"/>
+      <w:szCs w:val="28"/>
+    </w:rPr>
+  </w:style>
+  <w:style w:customStyle="1" w:styleId="SubtitleChar" w:type="character">
+    <w:name w:val="Subtitle Char"/>
+    <w:basedOn w:val="DefaultParagraphFont"/>
+    <w:link w:val="Subtitle"/>
+    <w:uiPriority w:val="11"/>
+    <w:rsid w:val="00A10FD9"/>
+    <w:rPr>
+      <w:rFonts w:cstheme="majorBidi" w:eastAsiaTheme="majorEastAsia"/>
+      <w:color w:themeColor="text1" w:themeTint="A6" w:val="595959"/>
+      <w:spacing w:val="15"/>
+      <w:sz w:val="28"/>
+      <w:szCs w:val="28"/>
+    </w:rPr>
+  </w:style>
+  <w:style w:customStyle="1" w:styleId="Author" w:type="paragraph">
     <w:name w:val="Author"/>
     <w:next w:val="BodyText"/>
     <w:qFormat/>
@@ -2342,7 +2338,7 @@
       <w:jc w:val="center"/>
     </w:pPr>
   </w:style>
-  <w:style w:type="paragraph" w:styleId="Date">
+  <w:style w:styleId="Date" w:type="paragraph">
     <w:name w:val="Date"/>
     <w:next w:val="BodyText"/>
     <w:qFormat/>
@@ -2352,7 +2348,24 @@
       <w:jc w:val="center"/>
     </w:pPr>
   </w:style>
-  <w:style w:type="paragraph" w:customStyle="1" w:styleId="Abstract">
+  <w:style w:customStyle="1" w:styleId="AbstractTitle" w:type="paragraph">
+    <w:name w:val="Abstract Title"/>
+    <w:basedOn w:val="Normal"/>
+    <w:next w:val="Abstract"/>
+    <w:qFormat/>
+    <w:pPr>
+      <w:keepNext/>
+      <w:keepLines/>
+      <w:spacing w:after="0" w:before="300"/>
+      <w:jc w:val="center"/>
+    </w:pPr>
+    <w:rPr>
+      <w:b/>
+      <w:sz w:val="20"/>
+      <w:szCs w:val="20"/>
+    </w:rPr>
+  </w:style>
+  <w:style w:customStyle="1" w:styleId="Abstract" w:type="paragraph">
     <w:name w:val="Abstract"/>
     <w:basedOn w:val="Normal"/>
     <w:next w:val="BodyText"/>
@@ -2360,14 +2373,14 @@
     <w:pPr>
       <w:keepNext/>
       <w:keepLines/>
-      <w:spacing w:before="300" w:after="300"/>
+      <w:spacing w:after="300" w:before="100"/>
     </w:pPr>
     <w:rPr>
       <w:sz w:val="20"/>
       <w:szCs w:val="20"/>
     </w:rPr>
   </w:style>
-  <w:style w:type="paragraph" w:styleId="Bibliography">
+  <w:style w:styleId="Bibliography" w:type="paragraph">
     <w:name w:val="Bibliography"/>
     <w:basedOn w:val="Normal"/>
     <w:next w:val="Bibliography"/>
@@ -2375,195 +2388,325 @@
     <w:pPr/>
     <w:rPr/>
   </w:style>
-  <w:style w:type="paragraph" w:styleId="Heading1">
-    <w:name w:val="Heading 1"/>
+  <w:style w:styleId="Heading1" w:type="paragraph">
+    <w:name w:val="heading 1"/>
     <w:basedOn w:val="Normal"/>
     <w:next w:val="BodyText"/>
+    <w:link w:val="Heading1Char"/>
     <w:uiPriority w:val="9"/>
     <w:qFormat/>
+    <w:rsid w:val="00A10FD9"/>
     <w:pPr>
       <w:keepNext/>
       <w:keepLines/>
-      <w:spacing w:before="480" w:after="0"/>
+      <w:spacing w:after="80" w:before="360"/>
       <w:outlineLvl w:val="0"/>
     </w:pPr>
     <w:rPr>
-      <w:rFonts w:asciiTheme="majorHAnsi" w:eastAsiaTheme="majorEastAsia" w:hAnsiTheme="majorHAnsi" w:cstheme="majorBidi"/>
-      <w:b/>
-      <w:bCs/>
-      <w:color w:val="4F81BD" w:themeColor="accent1"/>
-      <w:sz w:val="32"/>
-      <w:szCs w:val="32"/>
-    </w:rPr>
-  </w:style>
-  <w:style w:type="paragraph" w:styleId="Heading2">
-    <w:name w:val="Heading 2"/>
+      <w:rFonts w:asciiTheme="majorHAnsi" w:cstheme="majorBidi" w:eastAsiaTheme="majorEastAsia" w:hAnsiTheme="majorHAnsi"/>
+      <w:color w:themeColor="accent1" w:themeShade="BF" w:val="0F4761"/>
+      <w:sz w:val="40"/>
+      <w:szCs w:val="40"/>
+    </w:rPr>
+  </w:style>
+  <w:style w:styleId="Heading2" w:type="paragraph">
+    <w:name w:val="heading 2"/>
     <w:basedOn w:val="Normal"/>
     <w:next w:val="BodyText"/>
+    <w:link w:val="Heading2Char"/>
     <w:uiPriority w:val="9"/>
+    <w:semiHidden/>
     <w:unhideWhenUsed/>
     <w:qFormat/>
+    <w:rsid w:val="00A10FD9"/>
     <w:pPr>
       <w:keepNext/>
       <w:keepLines/>
-      <w:spacing w:before="200" w:after="0"/>
+      <w:spacing w:after="80" w:before="160"/>
       <w:outlineLvl w:val="1"/>
     </w:pPr>
     <w:rPr>
-      <w:rFonts w:asciiTheme="majorHAnsi" w:eastAsiaTheme="majorEastAsia" w:hAnsiTheme="majorHAnsi" w:cstheme="majorBidi"/>
-      <w:b/>
-      <w:bCs/>
-      <w:color w:val="4F81BD" w:themeColor="accent1"/>
-      <w:sz w:val="28"/>
-      <w:szCs w:val="28"/>
-    </w:rPr>
-  </w:style>
-  <w:style w:type="paragraph" w:styleId="Heading3">
-    <w:name w:val="Heading 3"/>
+      <w:rFonts w:asciiTheme="majorHAnsi" w:cstheme="majorBidi" w:eastAsiaTheme="majorEastAsia" w:hAnsiTheme="majorHAnsi"/>
+      <w:color w:themeColor="accent1" w:themeShade="BF" w:val="0F4761"/>
+      <w:sz w:val="32"/>
+      <w:szCs w:val="32"/>
+    </w:rPr>
+  </w:style>
+  <w:style w:styleId="Heading3" w:type="paragraph">
+    <w:name w:val="heading 3"/>
     <w:basedOn w:val="Normal"/>
     <w:next w:val="BodyText"/>
+    <w:link w:val="Heading3Char"/>
     <w:uiPriority w:val="9"/>
+    <w:semiHidden/>
     <w:unhideWhenUsed/>
     <w:qFormat/>
+    <w:rsid w:val="00A10FD9"/>
     <w:pPr>
       <w:keepNext/>
       <w:keepLines/>
-      <w:spacing w:before="200" w:after="0"/>
+      <w:spacing w:after="80" w:before="160"/>
       <w:outlineLvl w:val="2"/>
     </w:pPr>
     <w:rPr>
-      <w:rFonts w:asciiTheme="majorHAnsi" w:eastAsiaTheme="majorEastAsia" w:hAnsiTheme="majorHAnsi" w:cstheme="majorBidi"/>
-      <w:b/>
-      <w:bCs/>
-      <w:color w:val="4F81BD" w:themeColor="accent1"/>
-      <w:sz w:val="24"/>
-      <w:szCs w:val="24"/>
-    </w:rPr>
-  </w:style>
-  <w:style w:type="paragraph" w:styleId="Heading4">
-    <w:name w:val="Heading 4"/>
+      <w:rFonts w:cstheme="majorBidi" w:eastAsiaTheme="majorEastAsia"/>
+      <w:color w:themeColor="accent1" w:themeShade="BF" w:val="0F4761"/>
+      <w:sz w:val="28"/>
+      <w:szCs w:val="28"/>
+    </w:rPr>
+  </w:style>
+  <w:style w:styleId="Heading4" w:type="paragraph">
+    <w:name w:val="heading 4"/>
     <w:basedOn w:val="Normal"/>
     <w:next w:val="BodyText"/>
+    <w:link w:val="Heading4Char"/>
     <w:uiPriority w:val="9"/>
+    <w:semiHidden/>
     <w:unhideWhenUsed/>
     <w:qFormat/>
+    <w:rsid w:val="00A10FD9"/>
     <w:pPr>
       <w:keepNext/>
       <w:keepLines/>
-      <w:spacing w:before="200" w:after="0"/>
+      <w:spacing w:after="40" w:before="80"/>
       <w:outlineLvl w:val="3"/>
     </w:pPr>
     <w:rPr>
-      <w:rFonts w:asciiTheme="majorHAnsi" w:eastAsiaTheme="majorEastAsia" w:hAnsiTheme="majorHAnsi" w:cstheme="majorBidi"/>
+      <w:rFonts w:cstheme="majorBidi" w:eastAsiaTheme="majorEastAsia"/>
       <w:i/>
-      <w:bCs/>
-      <w:color w:val="4F81BD" w:themeColor="accent1"/>
-      <w:sz w:val="24"/>
-      <w:szCs w:val="24"/>
-    </w:rPr>
-  </w:style>
-  <w:style w:type="paragraph" w:styleId="Heading5">
-    <w:name w:val="Heading 5"/>
+      <w:iCs/>
+      <w:color w:themeColor="accent1" w:themeShade="BF" w:val="0F4761"/>
+    </w:rPr>
+  </w:style>
+  <w:style w:styleId="Heading5" w:type="paragraph">
+    <w:name w:val="heading 5"/>
     <w:basedOn w:val="Normal"/>
     <w:next w:val="BodyText"/>
+    <w:link w:val="Heading5Char"/>
     <w:uiPriority w:val="9"/>
+    <w:semiHidden/>
     <w:unhideWhenUsed/>
     <w:qFormat/>
+    <w:rsid w:val="00A10FD9"/>
     <w:pPr>
       <w:keepNext/>
       <w:keepLines/>
-      <w:spacing w:before="200" w:after="0"/>
+      <w:spacing w:after="40" w:before="80"/>
       <w:outlineLvl w:val="4"/>
     </w:pPr>
     <w:rPr>
-      <w:rFonts w:asciiTheme="majorHAnsi" w:eastAsiaTheme="majorEastAsia" w:hAnsiTheme="majorHAnsi" w:cstheme="majorBidi"/>
-      <w:iCs/>
-      <w:color w:val="4F81BD" w:themeColor="accent1"/>
-      <w:sz w:val="24"/>
-      <w:szCs w:val="24"/>
-    </w:rPr>
-  </w:style>
-  <w:style w:type="paragraph" w:styleId="Heading6">
-    <w:name w:val="Heading 6"/>
+      <w:rFonts w:cstheme="majorBidi" w:eastAsiaTheme="majorEastAsia"/>
+      <w:color w:themeColor="accent1" w:themeShade="BF" w:val="0F4761"/>
+    </w:rPr>
+  </w:style>
+  <w:style w:styleId="Heading6" w:type="paragraph">
+    <w:name w:val="heading 6"/>
     <w:basedOn w:val="Normal"/>
     <w:next w:val="BodyText"/>
+    <w:link w:val="Heading6Char"/>
     <w:uiPriority w:val="9"/>
+    <w:semiHidden/>
     <w:unhideWhenUsed/>
     <w:qFormat/>
+    <w:rsid w:val="00A10FD9"/>
     <w:pPr>
       <w:keepNext/>
       <w:keepLines/>
-      <w:spacing w:before="200" w:after="0"/>
+      <w:spacing w:after="0" w:before="40"/>
       <w:outlineLvl w:val="5"/>
     </w:pPr>
     <w:rPr>
-      <w:rFonts w:asciiTheme="majorHAnsi" w:eastAsiaTheme="majorEastAsia" w:hAnsiTheme="majorHAnsi" w:cstheme="majorBidi"/>
-      <w:color w:val="4F81BD" w:themeColor="accent1"/>
-      <w:sz w:val="24"/>
-      <w:szCs w:val="24"/>
-    </w:rPr>
-  </w:style>
-  <w:style w:type="paragraph" w:styleId="Heading7">
-    <w:name w:val="Heading 7"/>
+      <w:rFonts w:cstheme="majorBidi" w:eastAsiaTheme="majorEastAsia"/>
+      <w:i/>
+      <w:iCs/>
+      <w:color w:themeColor="text1" w:themeTint="A6" w:val="595959"/>
+    </w:rPr>
+  </w:style>
+  <w:style w:styleId="Heading7" w:type="paragraph">
+    <w:name w:val="heading 7"/>
     <w:basedOn w:val="Normal"/>
     <w:next w:val="BodyText"/>
+    <w:link w:val="Heading7Char"/>
     <w:uiPriority w:val="9"/>
+    <w:semiHidden/>
     <w:unhideWhenUsed/>
     <w:qFormat/>
+    <w:rsid w:val="00A10FD9"/>
     <w:pPr>
       <w:keepNext/>
       <w:keepLines/>
-      <w:spacing w:before="200" w:after="0"/>
+      <w:spacing w:after="0" w:before="40"/>
       <w:outlineLvl w:val="6"/>
     </w:pPr>
     <w:rPr>
-      <w:rFonts w:asciiTheme="majorHAnsi" w:eastAsiaTheme="majorEastAsia" w:hAnsiTheme="majorHAnsi" w:cstheme="majorBidi"/>
-      <w:color w:val="4F81BD" w:themeColor="accent1"/>
-      <w:sz w:val="24"/>
-      <w:szCs w:val="24"/>
-    </w:rPr>
-  </w:style>
-  <w:style w:type="paragraph" w:styleId="Heading8">
-    <w:name w:val="Heading 8"/>
+      <w:rFonts w:cstheme="majorBidi" w:eastAsiaTheme="majorEastAsia"/>
+      <w:color w:themeColor="text1" w:themeTint="A6" w:val="595959"/>
+    </w:rPr>
+  </w:style>
+  <w:style w:styleId="Heading8" w:type="paragraph">
+    <w:name w:val="heading 8"/>
     <w:basedOn w:val="Normal"/>
     <w:next w:val="BodyText"/>
+    <w:link w:val="Heading8Char"/>
     <w:uiPriority w:val="9"/>
+    <w:semiHidden/>
     <w:unhideWhenUsed/>
     <w:qFormat/>
+    <w:rsid w:val="00A10FD9"/>
     <w:pPr>
       <w:keepNext/>
       <w:keepLines/>
-      <w:spacing w:before="200" w:after="0"/>
+      <w:spacing w:after="0"/>
       <w:outlineLvl w:val="7"/>
     </w:pPr>
     <w:rPr>
-      <w:rFonts w:asciiTheme="majorHAnsi" w:eastAsiaTheme="majorEastAsia" w:hAnsiTheme="majorHAnsi" w:cstheme="majorBidi"/>
-      <w:color w:val="4F81BD" w:themeColor="accent1"/>
-      <w:sz w:val="24"/>
-      <w:szCs w:val="24"/>
-    </w:rPr>
-  </w:style>
-  <w:style w:type="paragraph" w:styleId="Heading9">
-    <w:name w:val="Heading 9"/>
+      <w:rFonts w:cstheme="majorBidi" w:eastAsiaTheme="majorEastAsia"/>
+      <w:i/>
+      <w:iCs/>
+      <w:color w:themeColor="text1" w:themeTint="D8" w:val="272727"/>
+    </w:rPr>
+  </w:style>
+  <w:style w:styleId="Heading9" w:type="paragraph">
+    <w:name w:val="heading 9"/>
     <w:basedOn w:val="Normal"/>
     <w:next w:val="BodyText"/>
+    <w:link w:val="Heading9Char"/>
     <w:uiPriority w:val="9"/>
+    <w:semiHidden/>
     <w:unhideWhenUsed/>
     <w:qFormat/>
+    <w:rsid w:val="00A10FD9"/>
     <w:pPr>
       <w:keepNext/>
       <w:keepLines/>
-      <w:spacing w:before="200" w:after="0"/>
+      <w:spacing w:after="0"/>
       <w:outlineLvl w:val="8"/>
     </w:pPr>
     <w:rPr>
-      <w:rFonts w:asciiTheme="majorHAnsi" w:eastAsiaTheme="majorEastAsia" w:hAnsiTheme="majorHAnsi" w:cstheme="majorBidi"/>
-      <w:color w:val="4F81BD" w:themeColor="accent1"/>
-      <w:sz w:val="24"/>
-      <w:szCs w:val="24"/>
-    </w:rPr>
-  </w:style>
-  <w:style w:type="paragraph" w:styleId="BlockText">
+      <w:rFonts w:cstheme="majorBidi" w:eastAsiaTheme="majorEastAsia"/>
+      <w:color w:themeColor="text1" w:themeTint="D8" w:val="272727"/>
+    </w:rPr>
+  </w:style>
+  <w:style w:customStyle="1" w:styleId="Heading1Char" w:type="character">
+    <w:name w:val="Heading 1 Char"/>
+    <w:basedOn w:val="DefaultParagraphFont"/>
+    <w:link w:val="Heading1"/>
+    <w:uiPriority w:val="9"/>
+    <w:rsid w:val="00A10FD9"/>
+    <w:rPr>
+      <w:rFonts w:asciiTheme="majorHAnsi" w:cstheme="majorBidi" w:eastAsiaTheme="majorEastAsia" w:hAnsiTheme="majorHAnsi"/>
+      <w:color w:themeColor="accent1" w:themeShade="BF" w:val="0F4761"/>
+      <w:sz w:val="40"/>
+      <w:szCs w:val="40"/>
+    </w:rPr>
+  </w:style>
+  <w:style w:customStyle="1" w:styleId="Heading2Char" w:type="character">
+    <w:name w:val="Heading 2 Char"/>
+    <w:basedOn w:val="DefaultParagraphFont"/>
+    <w:link w:val="Heading2"/>
+    <w:uiPriority w:val="9"/>
+    <w:semiHidden/>
+    <w:rsid w:val="00A10FD9"/>
+    <w:rPr>
+      <w:rFonts w:asciiTheme="majorHAnsi" w:cstheme="majorBidi" w:eastAsiaTheme="majorEastAsia" w:hAnsiTheme="majorHAnsi"/>
+      <w:color w:themeColor="accent1" w:themeShade="BF" w:val="0F4761"/>
+      <w:sz w:val="32"/>
+      <w:szCs w:val="32"/>
+    </w:rPr>
+  </w:style>
+  <w:style w:customStyle="1" w:styleId="Heading3Char" w:type="character">
+    <w:name w:val="Heading 3 Char"/>
+    <w:basedOn w:val="DefaultParagraphFont"/>
+    <w:link w:val="Heading3"/>
+    <w:uiPriority w:val="9"/>
+    <w:semiHidden/>
+    <w:rsid w:val="00A10FD9"/>
+    <w:rPr>
+      <w:rFonts w:cstheme="majorBidi" w:eastAsiaTheme="majorEastAsia"/>
+      <w:color w:themeColor="accent1" w:themeShade="BF" w:val="0F4761"/>
+      <w:sz w:val="28"/>
+      <w:szCs w:val="28"/>
+    </w:rPr>
+  </w:style>
+  <w:style w:customStyle="1" w:styleId="Heading4Char" w:type="character">
+    <w:name w:val="Heading 4 Char"/>
+    <w:basedOn w:val="DefaultParagraphFont"/>
+    <w:link w:val="Heading4"/>
+    <w:uiPriority w:val="9"/>
+    <w:semiHidden/>
+    <w:rsid w:val="00A10FD9"/>
+    <w:rPr>
+      <w:rFonts w:cstheme="majorBidi" w:eastAsiaTheme="majorEastAsia"/>
+      <w:i/>
+      <w:iCs/>
+      <w:color w:themeColor="accent1" w:themeShade="BF" w:val="0F4761"/>
+    </w:rPr>
+  </w:style>
+  <w:style w:customStyle="1" w:styleId="Heading5Char" w:type="character">
+    <w:name w:val="Heading 5 Char"/>
+    <w:basedOn w:val="DefaultParagraphFont"/>
+    <w:link w:val="Heading5"/>
+    <w:uiPriority w:val="9"/>
+    <w:semiHidden/>
+    <w:rsid w:val="00A10FD9"/>
+    <w:rPr>
+      <w:rFonts w:cstheme="majorBidi" w:eastAsiaTheme="majorEastAsia"/>
+      <w:color w:themeColor="accent1" w:themeShade="BF" w:val="0F4761"/>
+    </w:rPr>
+  </w:style>
+  <w:style w:customStyle="1" w:styleId="Heading6Char" w:type="character">
+    <w:name w:val="Heading 6 Char"/>
+    <w:basedOn w:val="DefaultParagraphFont"/>
+    <w:link w:val="Heading6"/>
+    <w:uiPriority w:val="9"/>
+    <w:semiHidden/>
+    <w:rsid w:val="00A10FD9"/>
+    <w:rPr>
+      <w:rFonts w:cstheme="majorBidi" w:eastAsiaTheme="majorEastAsia"/>
+      <w:i/>
+      <w:iCs/>
+      <w:color w:themeColor="text1" w:themeTint="A6" w:val="595959"/>
+    </w:rPr>
+  </w:style>
+  <w:style w:customStyle="1" w:styleId="Heading7Char" w:type="character">
+    <w:name w:val="Heading 7 Char"/>
+    <w:basedOn w:val="DefaultParagraphFont"/>
+    <w:link w:val="Heading7"/>
+    <w:uiPriority w:val="9"/>
+    <w:semiHidden/>
+    <w:rsid w:val="00A10FD9"/>
+    <w:rPr>
+      <w:rFonts w:cstheme="majorBidi" w:eastAsiaTheme="majorEastAsia"/>
+      <w:color w:themeColor="text1" w:themeTint="A6" w:val="595959"/>
+    </w:rPr>
+  </w:style>
+  <w:style w:customStyle="1" w:styleId="Heading8Char" w:type="character">
+    <w:name w:val="Heading 8 Char"/>
+    <w:basedOn w:val="DefaultParagraphFont"/>
+    <w:link w:val="Heading8"/>
+    <w:uiPriority w:val="9"/>
+    <w:semiHidden/>
+    <w:rsid w:val="00A10FD9"/>
+    <w:rPr>
+      <w:rFonts w:cstheme="majorBidi" w:eastAsiaTheme="majorEastAsia"/>
+      <w:i/>
+      <w:iCs/>
+      <w:color w:themeColor="text1" w:themeTint="D8" w:val="272727"/>
+    </w:rPr>
+  </w:style>
+  <w:style w:customStyle="1" w:styleId="Heading9Char" w:type="character">
+    <w:name w:val="Heading 9 Char"/>
+    <w:basedOn w:val="DefaultParagraphFont"/>
+    <w:link w:val="Heading9"/>
+    <w:uiPriority w:val="9"/>
+    <w:semiHidden/>
+    <w:rsid w:val="00A10FD9"/>
+    <w:rPr>
+      <w:rFonts w:cstheme="majorBidi" w:eastAsiaTheme="majorEastAsia"/>
+      <w:color w:themeColor="text1" w:themeTint="D8" w:val="272727"/>
+    </w:rPr>
+  </w:style>
+  <w:style w:styleId="BlockText" w:type="paragraph">
     <w:name w:val="Block Text"/>
     <w:basedOn w:val="BodyText"/>
     <w:next w:val="BodyText"/>
@@ -2571,11 +2714,11 @@
     <w:unhideWhenUsed/>
     <w:qFormat/>
     <w:pPr>
-      <w:spacing w:before="100" w:after="100"/>
+      <w:spacing w:after="100" w:before="100"/>
       <w:ind w:firstLine="0" w:left="480" w:right="480"/>
     </w:pPr>
   </w:style>
-  <w:style w:type="paragraph" w:styleId="FootnoteText">
+  <w:style w:styleId="FootnoteText" w:type="paragraph">
     <w:name w:val="Footnote Text"/>
     <w:basedOn w:val="Normal"/>
     <w:next w:val="FootnoteText"/>
@@ -2583,28 +2726,55 @@
     <w:unhideWhenUsed/>
     <w:qFormat/>
   </w:style>
-  <w:style w:type="character" w:default="1" w:styleId="DefaultParagraphFont">
+  <w:style w:styleId="FootnoteBlockText" w:type="paragraph">
+    <w:name w:val="Footnote Block Text"/>
+    <w:basedOn w:val="FootnoteText"/>
+    <w:next w:val="FootnoteText"/>
+    <w:uiPriority w:val="9"/>
+    <w:unhideWhenUsed/>
+    <w:qFormat/>
+    <w:pPr>
+      <w:spacing w:after="100" w:before="100"/>
+      <w:ind w:firstLine="0" w:left="480" w:right="480"/>
+    </w:pPr>
+  </w:style>
+  <w:style w:default="1" w:styleId="DefaultParagraphFont" w:type="character">
     <w:name w:val="Default Paragraph Font"/>
     <w:semiHidden/>
     <w:unhideWhenUsed/>
   </w:style>
-  <w:style w:type="table" w:default="1" w:styleId="Table">
+  <w:style w:default="1" w:styleId="Table" w:type="table">
     <w:name w:val="Table"/>
     <w:basedOn w:val="TableNormal"/>
     <w:semiHidden/>
     <w:unhideWhenUsed/>
     <w:qFormat/>
     <w:tblPr>
-      <w:tblInd w:w="0" w:type="dxa"/>
+      <w:tblInd w:type="dxa" w:w="0"/>
       <w:tblCellMar>
-        <w:top w:w="0" w:type="dxa"/>
-        <w:left w:w="108" w:type="dxa"/>
-        <w:bottom w:w="0" w:type="dxa"/>
-        <w:right w:w="108" w:type="dxa"/>
+        <w:top w:type="dxa" w:w="0"/>
+        <w:left w:type="dxa" w:w="108"/>
+        <w:bottom w:type="dxa" w:w="0"/>
+        <w:right w:type="dxa" w:w="108"/>
       </w:tblCellMar>
     </w:tblPr>
-  </w:style>
-  <w:style w:type="paragraph" w:customStyle="1" w:styleId="DefinitionTerm">
+    <w:tblStylePr w:type="firstRow">
+      <w:tblPr>
+        <w:jc w:val="left"/>
+        <w:tblInd w:type="dxa" w:w="0"/>
+      </w:tblPr>
+      <w:trPr>
+        <w:jc w:val="left"/>
+      </w:trPr>
+      <w:tcPr>
+        <w:tcBorders>
+          <w:bottom w:val="single"/>
+        </w:tcBorders>
+        <w:vAlign w:val="bottom"/>
+      </w:tcPr>
+    </w:tblStylePr>
+  </w:style>
+  <w:style w:customStyle="1" w:styleId="DefinitionTerm" w:type="paragraph">
     <w:name w:val="Definition Term"/>
     <w:basedOn w:val="Normal"/>
     <w:next w:val="Definition"/>
@@ -2617,49 +2787,49 @@
       <w:b/>
     </w:rPr>
   </w:style>
-  <w:style w:type="paragraph" w:customStyle="1" w:styleId="Definition">
+  <w:style w:customStyle="1" w:styleId="Definition" w:type="paragraph">
     <w:name w:val="Definition"/>
     <w:basedOn w:val="Normal"/>
   </w:style>
-  <w:style w:type="paragraph" w:styleId="Caption">
+  <w:style w:styleId="Caption" w:type="paragraph">
     <w:name w:val="Caption"/>
     <w:basedOn w:val="Normal"/>
     <w:link w:val="BodyTextChar"/>
     <w:pPr>
-      <w:spacing w:before="0" w:after="120"/>
+      <w:spacing w:after="120" w:before="0"/>
     </w:pPr>
     <w:rPr>
       <w:i/>
     </w:rPr>
   </w:style>
-  <w:style w:type="paragraph" w:customStyle="1" w:styleId="TableCaption">
+  <w:style w:customStyle="1" w:styleId="TableCaption" w:type="paragraph">
     <w:name w:val="Table Caption"/>
     <w:basedOn w:val="Caption"/>
     <w:pPr>
       <w:keepNext/>
     </w:pPr>
   </w:style>
-  <w:style w:type="paragraph" w:customStyle="1" w:styleId="ImageCaption">
+  <w:style w:customStyle="1" w:styleId="ImageCaption" w:type="paragraph">
     <w:name w:val="Image Caption"/>
     <w:basedOn w:val="Caption"/>
   </w:style>
-  <w:style w:type="paragraph" w:customStyle="1" w:styleId="Figure">
+  <w:style w:customStyle="1" w:styleId="Figure" w:type="paragraph">
     <w:name w:val="Figure"/>
     <w:basedOn w:val="Normal"/>
   </w:style>
-  <w:style w:type="paragraph" w:customStyle="1" w:styleId="CaptionedFigure">
+  <w:style w:customStyle="1" w:styleId="CaptionedFigure" w:type="paragraph">
     <w:name w:val="Captioned Figure"/>
     <w:basedOn w:val="Figure"/>
     <w:pPr>
       <w:keepNext/>
     </w:pPr>
   </w:style>
-  <w:style w:type="character" w:customStyle="1" w:styleId="BodyTextChar">
+  <w:style w:customStyle="1" w:styleId="BodyTextChar" w:type="character">
     <w:name w:val="Body Text Char"/>
     <w:basedOn w:val="DefaultParagraphFont"/>
     <w:link w:val="BodyText"/>
   </w:style>
-  <w:style w:type="character" w:customStyle="1" w:styleId="VerbatimChar">
+  <w:style w:customStyle="1" w:styleId="VerbatimChar" w:type="character">
     <w:name w:val="Verbatim Char"/>
     <w:basedOn w:val="BodyTextChar"/>
     <w:rPr>
@@ -2667,21 +2837,25 @@
       <w:sz w:val="22"/>
     </w:rPr>
   </w:style>
-  <w:style w:type="character" w:styleId="FootnoteReference">
+  <w:style w:customStyle="1" w:styleId="SectionNumber" w:type="character">
+    <w:name w:val="Section Number"/>
+    <w:basedOn w:val="BodyTextChar"/>
+  </w:style>
+  <w:style w:styleId="FootnoteReference" w:type="character">
     <w:name w:val="Footnote Reference"/>
     <w:basedOn w:val="BodyTextChar"/>
     <w:rPr>
       <w:vertAlign w:val="superscript"/>
     </w:rPr>
   </w:style>
-  <w:style w:type="character" w:styleId="Hyperlink">
+  <w:style w:styleId="Hyperlink" w:type="character">
     <w:name w:val="Hyperlink"/>
     <w:basedOn w:val="BodyTextChar"/>
     <w:rPr>
-      <w:color w:val="4F81BD" w:themeColor="accent1"/>
-    </w:rPr>
-  </w:style>
-  <w:style w:type="paragraph" w:styleId="TOCHeading">
+      <w:color w:themeColor="accent1" w:val="4F81BD"/>
+    </w:rPr>
+  </w:style>
+  <w:style w:styleId="TOCHeading" w:type="paragraph">
     <w:name w:val="TOC Heading"/>
     <w:basedOn w:val="Heading1"/>
     <w:next w:val="BodyText"/>
@@ -2693,10 +2867,10 @@
       <w:outlineLvl w:val="9"/>
     </w:pPr>
     <w:rPr>
-      <w:rFonts w:asciiTheme="majorHAnsi" w:eastAsiaTheme="majorEastAsia" w:hAnsiTheme="majorHAnsi" w:cstheme="majorBidi"/>
+      <w:rFonts w:asciiTheme="majorHAnsi" w:cstheme="majorBidi" w:eastAsiaTheme="majorEastAsia" w:hAnsiTheme="majorHAnsi"/>
       <w:b w:val="0"/>
       <w:bCs w:val="0"/>
-      <w:color w:val="365F91" w:themeColor="accent1" w:themeShade="BF"/>
+      <w:color w:themeColor="accent1" w:themeShade="BF" w:val="365F91"/>
     </w:rPr>
   </w:style>
   <w:style w:type="paragraph" w:customStyle="1" w:styleId="SourceCode">
@@ -2712,9 +2886,9 @@
     <w:name w:val="KeywordTok"/>
     <w:basedOn w:val="VerbatimChar"/>
     <w:rPr>
+      <w:b/>
       <w:color w:val="204a87"/>
       <w:shd w:val="clear" w:fill="f8f8f8"/>
-      <w:b/>
     </w:rPr>
   </w:style>
   <w:style w:type="character" w:customStyle="1" w:styleId="DataTypeTok">
@@ -2753,7 +2927,7 @@
     <w:name w:val="ConstantTok"/>
     <w:basedOn w:val="VerbatimChar"/>
     <w:rPr>
-      <w:color w:val="000000"/>
+      <w:color w:val="8f5902"/>
       <w:shd w:val="clear" w:fill="f8f8f8"/>
     </w:rPr>
   </w:style>
@@ -2769,7 +2943,8 @@
     <w:name w:val="SpecialCharTok"/>
     <w:basedOn w:val="VerbatimChar"/>
     <w:rPr>
-      <w:color w:val="000000"/>
+      <w:b/>
+      <w:color w:val="ce5c00"/>
       <w:shd w:val="clear" w:fill="f8f8f8"/>
     </w:rPr>
   </w:style>
@@ -2808,39 +2983,39 @@
     <w:name w:val="CommentTok"/>
     <w:basedOn w:val="VerbatimChar"/>
     <w:rPr>
+      <w:i/>
       <w:color w:val="8f5902"/>
       <w:shd w:val="clear" w:fill="f8f8f8"/>
-      <w:i/>
     </w:rPr>
   </w:style>
   <w:style w:type="character" w:customStyle="1" w:styleId="DocumentationTok">
     <w:name w:val="DocumentationTok"/>
     <w:basedOn w:val="VerbatimChar"/>
     <w:rPr>
+      <w:b/>
+      <w:i/>
       <w:color w:val="8f5902"/>
       <w:shd w:val="clear" w:fill="f8f8f8"/>
-      <w:b/>
-      <w:i/>
     </w:rPr>
   </w:style>
   <w:style w:type="character" w:customStyle="1" w:styleId="AnnotationTok">
     <w:name w:val="AnnotationTok"/>
     <w:basedOn w:val="VerbatimChar"/>
     <w:rPr>
+      <w:b/>
+      <w:i/>
       <w:color w:val="8f5902"/>
       <w:shd w:val="clear" w:fill="f8f8f8"/>
-      <w:b/>
-      <w:i/>
     </w:rPr>
   </w:style>
   <w:style w:type="character" w:customStyle="1" w:styleId="CommentVarTok">
     <w:name w:val="CommentVarTok"/>
     <w:basedOn w:val="VerbatimChar"/>
     <w:rPr>
+      <w:b/>
+      <w:i/>
       <w:color w:val="8f5902"/>
       <w:shd w:val="clear" w:fill="f8f8f8"/>
-      <w:b/>
-      <w:i/>
     </w:rPr>
   </w:style>
   <w:style w:type="character" w:customStyle="1" w:styleId="OtherTok">
@@ -2855,7 +3030,8 @@
     <w:name w:val="FunctionTok"/>
     <w:basedOn w:val="VerbatimChar"/>
     <w:rPr>
-      <w:color w:val="000000"/>
+      <w:b/>
+      <w:color w:val="204a87"/>
       <w:shd w:val="clear" w:fill="f8f8f8"/>
     </w:rPr>
   </w:style>
@@ -2871,18 +3047,18 @@
     <w:name w:val="ControlFlowTok"/>
     <w:basedOn w:val="VerbatimChar"/>
     <w:rPr>
+      <w:b/>
       <w:color w:val="204a87"/>
       <w:shd w:val="clear" w:fill="f8f8f8"/>
-      <w:b/>
     </w:rPr>
   </w:style>
   <w:style w:type="character" w:customStyle="1" w:styleId="OperatorTok">
     <w:name w:val="OperatorTok"/>
     <w:basedOn w:val="VerbatimChar"/>
     <w:rPr>
+      <w:b/>
       <w:color w:val="ce5c00"/>
       <w:shd w:val="clear" w:fill="f8f8f8"/>
-      <w:b/>
     </w:rPr>
   </w:style>
   <w:style w:type="character" w:customStyle="1" w:styleId="BuiltInTok">
@@ -2903,16 +3079,16 @@
     <w:name w:val="PreprocessorTok"/>
     <w:basedOn w:val="VerbatimChar"/>
     <w:rPr>
+      <w:i/>
       <w:color w:val="8f5902"/>
       <w:shd w:val="clear" w:fill="f8f8f8"/>
-      <w:i/>
     </w:rPr>
   </w:style>
   <w:style w:type="character" w:customStyle="1" w:styleId="AttributeTok">
     <w:name w:val="AttributeTok"/>
     <w:basedOn w:val="VerbatimChar"/>
     <w:rPr>
-      <w:color w:val="c4a000"/>
+      <w:color w:val="204a87"/>
       <w:shd w:val="clear" w:fill="f8f8f8"/>
     </w:rPr>
   </w:style>
@@ -2927,20 +3103,20 @@
     <w:name w:val="InformationTok"/>
     <w:basedOn w:val="VerbatimChar"/>
     <w:rPr>
+      <w:b/>
+      <w:i/>
       <w:color w:val="8f5902"/>
       <w:shd w:val="clear" w:fill="f8f8f8"/>
-      <w:b/>
-      <w:i/>
     </w:rPr>
   </w:style>
   <w:style w:type="character" w:customStyle="1" w:styleId="WarningTok">
     <w:name w:val="WarningTok"/>
     <w:basedOn w:val="VerbatimChar"/>
     <w:rPr>
+      <w:b/>
+      <w:i/>
       <w:color w:val="8f5902"/>
       <w:shd w:val="clear" w:fill="f8f8f8"/>
-      <w:b/>
-      <w:i/>
     </w:rPr>
   </w:style>
   <w:style w:type="character" w:customStyle="1" w:styleId="AlertTok">
@@ -2955,9 +3131,9 @@
     <w:name w:val="ErrorTok"/>
     <w:basedOn w:val="VerbatimChar"/>
     <w:rPr>
+      <w:b/>
       <w:color w:val="a40000"/>
       <w:shd w:val="clear" w:fill="f8f8f8"/>
-      <w:b/>
     </w:rPr>
   </w:style>
   <w:style w:type="character" w:customStyle="1" w:styleId="NormalTok">
@@ -2981,44 +3157,44 @@
         <a:sysClr val="window" lastClr="FFFFFF"/>
       </a:lt1>
       <a:dk2>
-        <a:srgbClr val="1F497D"/>
+        <a:srgbClr val="0E2841"/>
       </a:dk2>
       <a:lt2>
-        <a:srgbClr val="EEECE1"/>
+        <a:srgbClr val="E8E8E8"/>
       </a:lt2>
       <a:accent1>
-        <a:srgbClr val="4F81BD"/>
+        <a:srgbClr val="156082"/>
       </a:accent1>
       <a:accent2>
-        <a:srgbClr val="C0504D"/>
+        <a:srgbClr val="E97132"/>
       </a:accent2>
       <a:accent3>
-        <a:srgbClr val="9BBB59"/>
+        <a:srgbClr val="196B24"/>
       </a:accent3>
       <a:accent4>
-        <a:srgbClr val="8064A2"/>
+        <a:srgbClr val="0F9ED5"/>
       </a:accent4>
       <a:accent5>
-        <a:srgbClr val="4BACC6"/>
+        <a:srgbClr val="A02B93"/>
       </a:accent5>
       <a:accent6>
-        <a:srgbClr val="F79646"/>
+        <a:srgbClr val="4EA72E"/>
       </a:accent6>
       <a:hlink>
-        <a:srgbClr val="0000FF"/>
+        <a:srgbClr val="467886"/>
       </a:hlink>
       <a:folHlink>
-        <a:srgbClr val="800080"/>
+        <a:srgbClr val="96607D"/>
       </a:folHlink>
     </a:clrScheme>
     <a:fontScheme name="Office">
       <a:majorFont>
-        <a:latin typeface="Calibri"/>
+        <a:latin typeface="Aptos Display" panose="02110004020202020204"/>
         <a:ea typeface=""/>
         <a:cs typeface=""/>
-        <a:font script="Jpan" typeface="ＭＳ ゴシック"/>
+        <a:font script="Jpan" typeface="游ゴシック Light"/>
         <a:font script="Hang" typeface="맑은 고딕"/>
-        <a:font script="Hans" typeface="宋体"/>
+        <a:font script="Hans" typeface="等线 Light"/>
         <a:font script="Hant" typeface="新細明體"/>
         <a:font script="Arab" typeface="Times New Roman"/>
         <a:font script="Hebr" typeface="Times New Roman"/>
@@ -3045,14 +3221,32 @@
         <a:font script="Mong" typeface="Mongolian Baiti"/>
         <a:font script="Viet" typeface="Times New Roman"/>
         <a:font script="Uigh" typeface="Microsoft Uighur"/>
+        <a:font script="Geor" typeface="Sylfaen"/>
+        <a:font script="Armn" typeface="Arial"/>
+        <a:font script="Bugi" typeface="Leelawadee UI"/>
+        <a:font script="Bopo" typeface="Microsoft JhengHei"/>
+        <a:font script="Java" typeface="Javanese Text"/>
+        <a:font script="Lisu" typeface="Segoe UI"/>
+        <a:font script="Mymr" typeface="Myanmar Text"/>
+        <a:font script="Nkoo" typeface="Ebrima"/>
+        <a:font script="Olck" typeface="Nirmala UI"/>
+        <a:font script="Osma" typeface="Ebrima"/>
+        <a:font script="Phag" typeface="Phagspa"/>
+        <a:font script="Syrn" typeface="Estrangelo Edessa"/>
+        <a:font script="Syrj" typeface="Estrangelo Edessa"/>
+        <a:font script="Syre" typeface="Estrangelo Edessa"/>
+        <a:font script="Sora" typeface="Nirmala UI"/>
+        <a:font script="Tale" typeface="Microsoft Tai Le"/>
+        <a:font script="Talu" typeface="Microsoft New Tai Lue"/>
+        <a:font script="Tfng" typeface="Ebrima"/>
       </a:majorFont>
       <a:minorFont>
-        <a:latin typeface="Cambria"/>
+        <a:latin typeface="Aptos" panose="02110004020202020204"/>
         <a:ea typeface=""/>
         <a:cs typeface=""/>
-        <a:font script="Jpan" typeface="ＭＳ 明朝"/>
+        <a:font script="Jpan" typeface="游明朝"/>
         <a:font script="Hang" typeface="맑은 고딕"/>
-        <a:font script="Hans" typeface="宋体"/>
+        <a:font script="Hans" typeface="等线"/>
         <a:font script="Hant" typeface="新細明體"/>
         <a:font script="Arab" typeface="Arial"/>
         <a:font script="Hebr" typeface="Arial"/>
@@ -3079,6 +3273,24 @@
         <a:font script="Mong" typeface="Mongolian Baiti"/>
         <a:font script="Viet" typeface="Arial"/>
         <a:font script="Uigh" typeface="Microsoft Uighur"/>
+        <a:font script="Geor" typeface="Sylfaen"/>
+        <a:font script="Armn" typeface="Arial"/>
+        <a:font script="Bugi" typeface="Leelawadee UI"/>
+        <a:font script="Bopo" typeface="Microsoft JhengHei"/>
+        <a:font script="Java" typeface="Javanese Text"/>
+        <a:font script="Lisu" typeface="Segoe UI"/>
+        <a:font script="Mymr" typeface="Myanmar Text"/>
+        <a:font script="Nkoo" typeface="Ebrima"/>
+        <a:font script="Olck" typeface="Nirmala UI"/>
+        <a:font script="Osma" typeface="Ebrima"/>
+        <a:font script="Phag" typeface="Phagspa"/>
+        <a:font script="Syrn" typeface="Estrangelo Edessa"/>
+        <a:font script="Syrj" typeface="Estrangelo Edessa"/>
+        <a:font script="Syre" typeface="Estrangelo Edessa"/>
+        <a:font script="Sora" typeface="Nirmala UI"/>
+        <a:font script="Tale" typeface="Microsoft Tai Le"/>
+        <a:font script="Talu" typeface="Microsoft New Tai Lue"/>
+        <a:font script="Tfng" typeface="Ebrima"/>
       </a:minorFont>
     </a:fontScheme>
     <a:fmtScheme name="Office">
@@ -3090,200 +3302,141 @@
           <a:gsLst>
             <a:gs pos="0">
               <a:schemeClr val="phClr">
-                <a:tint val="50000"/>
-                <a:satMod val="300000"/>
+                <a:lumMod val="110000"/>
+                <a:satMod val="105000"/>
+                <a:tint val="67000"/>
               </a:schemeClr>
             </a:gs>
-            <a:gs pos="35000">
+            <a:gs pos="50000">
               <a:schemeClr val="phClr">
-                <a:tint val="37000"/>
-                <a:satMod val="300000"/>
+                <a:lumMod val="105000"/>
+                <a:satMod val="103000"/>
+                <a:tint val="73000"/>
               </a:schemeClr>
             </a:gs>
             <a:gs pos="100000">
               <a:schemeClr val="phClr">
-                <a:tint val="15000"/>
-                <a:satMod val="350000"/>
+                <a:lumMod val="105000"/>
+                <a:satMod val="109000"/>
+                <a:tint val="81000"/>
               </a:schemeClr>
             </a:gs>
           </a:gsLst>
-          <a:lin ang="16200000" scaled="1"/>
+          <a:lin ang="5400000" scaled="0"/>
         </a:gradFill>
         <a:gradFill rotWithShape="1">
           <a:gsLst>
             <a:gs pos="0">
               <a:schemeClr val="phClr">
-                <a:tint val="100000"/>
+                <a:satMod val="103000"/>
+                <a:lumMod val="102000"/>
+                <a:tint val="94000"/>
+              </a:schemeClr>
+            </a:gs>
+            <a:gs pos="50000">
+              <a:schemeClr val="phClr">
+                <a:satMod val="110000"/>
+                <a:lumMod val="100000"/>
                 <a:shade val="100000"/>
-                <a:satMod val="130000"/>
               </a:schemeClr>
             </a:gs>
             <a:gs pos="100000">
               <a:schemeClr val="phClr">
-                <a:tint val="50000"/>
-                <a:shade val="100000"/>
-                <a:satMod val="350000"/>
+                <a:lumMod val="99000"/>
+                <a:satMod val="120000"/>
+                <a:shade val="78000"/>
               </a:schemeClr>
             </a:gs>
           </a:gsLst>
-          <a:lin ang="16200000" scaled="0"/>
+          <a:lin ang="5400000" scaled="0"/>
         </a:gradFill>
       </a:fillStyleLst>
       <a:lnStyleLst>
-        <a:ln w="9525" cap="flat" cmpd="sng" algn="ctr">
-          <a:solidFill>
-            <a:schemeClr val="phClr">
-              <a:shade val="95000"/>
-              <a:satMod val="105000"/>
-            </a:schemeClr>
-          </a:solidFill>
-          <a:prstDash val="solid"/>
-        </a:ln>
-        <a:ln w="25400" cap="flat" cmpd="sng" algn="ctr">
+        <a:ln w="6350" cap="flat" cmpd="sng" algn="ctr">
           <a:solidFill>
             <a:schemeClr val="phClr"/>
           </a:solidFill>
           <a:prstDash val="solid"/>
+          <a:miter lim="800000"/>
         </a:ln>
-        <a:ln w="38100" cap="flat" cmpd="sng" algn="ctr">
+        <a:ln w="12700" cap="flat" cmpd="sng" algn="ctr">
           <a:solidFill>
             <a:schemeClr val="phClr"/>
           </a:solidFill>
           <a:prstDash val="solid"/>
+          <a:miter lim="800000"/>
+        </a:ln>
+        <a:ln w="19050" cap="flat" cmpd="sng" algn="ctr">
+          <a:solidFill>
+            <a:schemeClr val="phClr"/>
+          </a:solidFill>
+          <a:prstDash val="solid"/>
+          <a:miter lim="800000"/>
         </a:ln>
       </a:lnStyleLst>
       <a:effectStyleLst>
         <a:effectStyle>
+          <a:effectLst/>
+        </a:effectStyle>
+        <a:effectStyle>
+          <a:effectLst/>
+        </a:effectStyle>
+        <a:effectStyle>
           <a:effectLst>
-            <a:outerShdw blurRad="40000" dist="20000" dir="5400000" rotWithShape="0">
+            <a:outerShdw blurRad="57150" dist="19050" dir="5400000" algn="ctr" rotWithShape="0">
               <a:srgbClr val="000000">
-                <a:alpha val="38000"/>
+                <a:alpha val="63000"/>
               </a:srgbClr>
             </a:outerShdw>
           </a:effectLst>
-        </a:effectStyle>
-        <a:effectStyle>
-          <a:effectLst>
-            <a:outerShdw blurRad="40000" dist="23000" dir="5400000" rotWithShape="0">
-              <a:srgbClr val="000000">
-                <a:alpha val="35000"/>
-              </a:srgbClr>
-            </a:outerShdw>
-          </a:effectLst>
-        </a:effectStyle>
-        <a:effectStyle>
-          <a:effectLst>
-            <a:outerShdw blurRad="40000" dist="23000" dir="5400000" rotWithShape="0">
-              <a:srgbClr val="000000">
-                <a:alpha val="35000"/>
-              </a:srgbClr>
-            </a:outerShdw>
-          </a:effectLst>
-          <a:scene3d>
-            <a:camera prst="orthographicFront">
-              <a:rot lat="0" lon="0" rev="0"/>
-            </a:camera>
-            <a:lightRig rig="threePt" dir="t">
-              <a:rot lat="0" lon="0" rev="1200000"/>
-            </a:lightRig>
-          </a:scene3d>
-          <a:sp3d>
-            <a:bevelT w="63500" h="25400"/>
-          </a:sp3d>
         </a:effectStyle>
       </a:effectStyleLst>
       <a:bgFillStyleLst>
         <a:solidFill>
           <a:schemeClr val="phClr"/>
         </a:solidFill>
+        <a:solidFill>
+          <a:schemeClr val="phClr">
+            <a:tint val="95000"/>
+            <a:satMod val="170000"/>
+          </a:schemeClr>
+        </a:solidFill>
         <a:gradFill rotWithShape="1">
           <a:gsLst>
             <a:gs pos="0">
               <a:schemeClr val="phClr">
-                <a:tint val="40000"/>
-                <a:satMod val="350000"/>
+                <a:tint val="93000"/>
+                <a:satMod val="150000"/>
+                <a:shade val="98000"/>
+                <a:lumMod val="102000"/>
               </a:schemeClr>
             </a:gs>
-            <a:gs pos="40000">
+            <a:gs pos="50000">
               <a:schemeClr val="phClr">
-                <a:tint val="45000"/>
-                <a:shade val="99000"/>
-                <a:satMod val="350000"/>
+                <a:tint val="98000"/>
+                <a:satMod val="130000"/>
+                <a:shade val="90000"/>
+                <a:lumMod val="103000"/>
               </a:schemeClr>
             </a:gs>
             <a:gs pos="100000">
               <a:schemeClr val="phClr">
-                <a:shade val="20000"/>
-                <a:satMod val="255000"/>
+                <a:shade val="63000"/>
+                <a:satMod val="120000"/>
               </a:schemeClr>
             </a:gs>
           </a:gsLst>
-          <a:path path="circle">
-            <a:fillToRect l="50000" t="-80000" r="50000" b="180000"/>
-          </a:path>
-        </a:gradFill>
-        <a:gradFill rotWithShape="1">
-          <a:gsLst>
-            <a:gs pos="0">
-              <a:schemeClr val="phClr">
-                <a:tint val="80000"/>
-                <a:satMod val="300000"/>
-              </a:schemeClr>
-            </a:gs>
-            <a:gs pos="100000">
-              <a:schemeClr val="phClr">
-                <a:shade val="30000"/>
-                <a:satMod val="200000"/>
-              </a:schemeClr>
-            </a:gs>
-          </a:gsLst>
-          <a:path path="circle">
-            <a:fillToRect l="50000" t="50000" r="50000" b="50000"/>
-          </a:path>
+          <a:lin ang="5400000" scaled="0"/>
         </a:gradFill>
       </a:bgFillStyleLst>
     </a:fmtScheme>
   </a:themeElements>
-  <a:objectDefaults>
-    <a:spDef>
-      <a:spPr/>
-      <a:bodyPr/>
-      <a:lstStyle/>
-      <a:style>
-        <a:lnRef idx="1">
-          <a:schemeClr val="accent1"/>
-        </a:lnRef>
-        <a:fillRef idx="3">
-          <a:schemeClr val="accent1"/>
-        </a:fillRef>
-        <a:effectRef idx="2">
-          <a:schemeClr val="accent1"/>
-        </a:effectRef>
-        <a:fontRef idx="minor">
-          <a:schemeClr val="lt1"/>
-        </a:fontRef>
-      </a:style>
-    </a:spDef>
-    <a:lnDef>
-      <a:spPr/>
-      <a:bodyPr/>
-      <a:lstStyle/>
-      <a:style>
-        <a:lnRef idx="2">
-          <a:schemeClr val="accent1"/>
-        </a:lnRef>
-        <a:fillRef idx="0">
-          <a:schemeClr val="accent1"/>
-        </a:fillRef>
-        <a:effectRef idx="1">
-          <a:schemeClr val="accent1"/>
-        </a:effectRef>
-        <a:fontRef idx="minor">
-          <a:schemeClr val="tx1"/>
-        </a:fontRef>
-      </a:style>
-    </a:lnDef>
-  </a:objectDefaults>
+  <a:objectDefaults/>
   <a:extraClrSchemeLst/>
+  <a:extLst>
+    <a:ext uri="{05A4C25C-085E-4340-85A3-A5531E510DB2}">
+      <thm15:themeFamily xmlns:thm15="http://schemas.microsoft.com/office/thememl/2012/main" name="Office Theme" id="{2E142A2C-CD16-42D6-873A-C26D2A0506FA}" vid="{1BDDFF52-6CD6-40A5-AB3C-68EB2F1E4D0A}"/>
+    </a:ext>
+  </a:extLst>
 </a:theme>
 </file>
--- a/docs/notes/definitions.docx
+++ b/docs/notes/definitions.docx
@@ -1848,7 +1848,7 @@
         <w:pStyle w:val="FirstParagraph"/>
       </w:pPr>
       <w:r>
-        <w:t xml:space="preserve">Last updated: 2025-08-06 19:25:29.233426</w:t>
+        <w:t xml:space="preserve">Last updated: 2025-08-21 15:00:26.188287</w:t>
       </w:r>
     </w:p>
     <w:bookmarkEnd w:id="39"/>
